--- a/pr-preview/pr-348/nonparametric-models-handout-tracked-changes.docx
+++ b/pr-preview/pr-348/nonparametric-models-handout-tracked-changes.docx
@@ -16,7 +16,7 @@
       </w:pPr>
       <w:del w:id="1" w:author="PR Preview" w:date="2026-01-01T00:00:00Z">
         <w:r>
-          <w:delText xml:space="preserve">Last modified: 2026-10-18 17:33:29 (PDT)</w:delText>
+          <w:delText xml:space="preserve">Last modified: 2026-10-19 00:31:45 (PDT)</w:delText>
         </w:r>
       </w:del>
     </w:p>
@@ -26,7 +26,7 @@
       </w:pPr>
       <w:ins w:id="2" w:author="PR Preview" w:date="2026-01-01T00:00:00Z">
         <w:r>
-          <w:t xml:space="preserve">Last modified: 2026-10-18 22:03:59 (PDT)</w:t>
+          <w:t xml:space="preserve">Last modified: 2026-10-19 00:34:54 (PDT)</w:t>
         </w:r>
       </w:ins>
     </w:p>

--- a/pr-preview/pr-348/nonparametric-models-handout-tracked-changes.docx
+++ b/pr-preview/pr-348/nonparametric-models-handout-tracked-changes.docx
@@ -16,7 +16,7 @@
       </w:pPr>
       <w:del w:id="1" w:author="PR Preview" w:date="2026-01-01T00:00:00Z">
         <w:r>
-          <w:delText xml:space="preserve">Last modified: 2026-10-19 00:31:45 (PDT)</w:delText>
+          <w:delText xml:space="preserve">Last modified: 2026-10-19 00:48:10 (PDT)</w:delText>
         </w:r>
       </w:del>
     </w:p>
@@ -26,7 +26,7 @@
       </w:pPr>
       <w:ins w:id="2" w:author="PR Preview" w:date="2026-01-01T00:00:00Z">
         <w:r>
-          <w:t xml:space="preserve">Last modified: 2026-10-19 00:34:54 (PDT)</w:t>
+          <w:t xml:space="preserve">Last modified: 2026-10-19 01:01:02 (PDT)</w:t>
         </w:r>
       </w:ins>
     </w:p>
@@ -735,7 +735,7 @@
       </w:r>
     </w:p>
     <w:bookmarkEnd w:id="14"/>
-    <w:bookmarkStart w:id="18" w:name="empirical-cdf"/>
+    <w:bookmarkStart w:id="19" w:name="empirical-cdf"/>
     <w:p>
       <w:pPr>
         <w:pStyle w:val="Heading2"/>
@@ -744,27 +744,35 @@
         <w:t xml:space="preserve">2 Empirical CDF</w:t>
       </w:r>
     </w:p>
-    <w:bookmarkStart w:id="16" w:name="def-empirical-cdf"/>
+    <w:bookmarkStart w:id="17" w:name="def-empirical-cdf"/>
     <w:p>
       <w:pPr>
         <w:pStyle w:val="FirstParagraph"/>
       </w:pPr>
-      <w:r>
-        <w:rPr>
-          <w:b/>
-          <w:bCs/>
-        </w:rPr>
-        <w:t xml:space="preserve">Definition 2 (Empirical CDF)</w:t>
-      </w:r>
-      <w:r>
-        <w:t xml:space="preserve"> </w:t>
-      </w:r>
-      <w:r>
-        <w:t xml:space="preserve">For observed values</w:t>
-      </w:r>
-      <w:r>
-        <w:t xml:space="preserve"> </w:t>
-      </w:r>
+      <w:del w:id="3" w:author="PR Preview" w:date="2026-01-01T00:00:00Z">
+        <w:r>
+          <w:rPr>
+            <w:b/>
+            <w:bCs/>
+          </w:rPr>
+          <w:delText xml:space="preserve">Definition 2 (Empirical CDF)</w:delText>
+        </w:r>
+      </w:del>
+      <w:del w:id="4" w:author="PR Preview" w:date="2026-01-01T00:00:00Z">
+        <w:r>
+          <w:delText xml:space="preserve"> </w:delText>
+        </w:r>
+      </w:del>
+      <w:del w:id="5" w:author="PR Preview" w:date="2026-01-01T00:00:00Z">
+        <w:r>
+          <w:delText xml:space="preserve">For observed values</w:delText>
+        </w:r>
+      </w:del>
+      <w:del w:id="6" w:author="PR Preview" w:date="2026-01-01T00:00:00Z">
+        <w:r>
+          <w:delText xml:space="preserve"> </w:delText>
+        </w:r>
+      </w:del>
       <m:oMath>
         <m:sSub>
           <m:e>
@@ -809,90 +817,340 @@
           </m:sub>
         </m:sSub>
       </m:oMath>
-      <w:r>
-        <w:t xml:space="preserve">,</w:t>
-      </w:r>
-      <w:r>
-        <w:t xml:space="preserve"> </w:t>
-      </w:r>
-      <w:r>
-        <w:t xml:space="preserve">the</w:t>
-      </w:r>
-      <w:r>
-        <w:t xml:space="preserve"> </w:t>
-      </w:r>
-      <w:r>
-        <w:rPr>
-          <w:b/>
-          <w:bCs/>
-        </w:rPr>
-        <w:t xml:space="preserve">empirical cumulative distribution function</w:t>
-      </w:r>
-      <w:r>
-        <w:t xml:space="preserve"> </w:t>
-      </w:r>
-      <w:r>
-        <w:t xml:space="preserve">(</w:t>
-      </w:r>
-      <w:r>
-        <w:rPr>
-          <w:b/>
-          <w:bCs/>
-        </w:rPr>
-        <w:t xml:space="preserve">empirical CDF</w:t>
-      </w:r>
-      <w:r>
-        <w:t xml:space="preserve">)</w:t>
-      </w:r>
-      <w:r>
-        <w:t xml:space="preserve"> </w:t>
-      </w:r>
-      <w:r>
-        <w:t xml:space="preserve">is the</w:t>
-      </w:r>
-      <w:r>
-        <w:t xml:space="preserve"> </w:t>
-      </w:r>
+      <w:del w:id="7" w:author="PR Preview" w:date="2026-01-01T00:00:00Z">
+        <w:r>
+          <w:delText xml:space="preserve">,</w:delText>
+        </w:r>
+      </w:del>
+      <w:del w:id="8" w:author="PR Preview" w:date="2026-01-01T00:00:00Z">
+        <w:r>
+          <w:delText xml:space="preserve"> </w:delText>
+        </w:r>
+      </w:del>
+      <w:del w:id="9" w:author="PR Preview" w:date="2026-01-01T00:00:00Z">
+        <w:r>
+          <w:delText xml:space="preserve">the</w:delText>
+        </w:r>
+      </w:del>
+      <w:del w:id="10" w:author="PR Preview" w:date="2026-01-01T00:00:00Z">
+        <w:r>
+          <w:delText xml:space="preserve"> </w:delText>
+        </w:r>
+      </w:del>
+      <w:del w:id="11" w:author="PR Preview" w:date="2026-01-01T00:00:00Z">
+        <w:r>
+          <w:rPr>
+            <w:b/>
+            <w:bCs/>
+          </w:rPr>
+          <w:delText xml:space="preserve">empirical cumulative distribution function</w:delText>
+        </w:r>
+      </w:del>
+      <w:del w:id="12" w:author="PR Preview" w:date="2026-01-01T00:00:00Z">
+        <w:r>
+          <w:delText xml:space="preserve"> </w:delText>
+        </w:r>
+      </w:del>
+      <w:del w:id="13" w:author="PR Preview" w:date="2026-01-01T00:00:00Z">
+        <w:r>
+          <w:delText xml:space="preserve">(</w:delText>
+        </w:r>
+      </w:del>
+      <w:del w:id="14" w:author="PR Preview" w:date="2026-01-01T00:00:00Z">
+        <w:r>
+          <w:rPr>
+            <w:b/>
+            <w:bCs/>
+          </w:rPr>
+          <w:delText xml:space="preserve">empirical CDF</w:delText>
+        </w:r>
+      </w:del>
+      <w:del w:id="15" w:author="PR Preview" w:date="2026-01-01T00:00:00Z">
+        <w:r>
+          <w:delText xml:space="preserve">)</w:delText>
+        </w:r>
+      </w:del>
+      <w:del w:id="16" w:author="PR Preview" w:date="2026-01-01T00:00:00Z">
+        <w:r>
+          <w:delText xml:space="preserve"> </w:delText>
+        </w:r>
+      </w:del>
+      <w:del w:id="17" w:author="PR Preview" w:date="2026-01-01T00:00:00Z">
+        <w:r>
+          <w:delText xml:space="preserve">is the</w:delText>
+        </w:r>
+      </w:del>
+      <w:del w:id="18" w:author="PR Preview" w:date="2026-01-01T00:00:00Z">
+        <w:r>
+          <w:delText xml:space="preserve"> </w:delText>
+        </w:r>
+      </w:del>
       <w:hyperlink r:id="rId15">
+        <w:del w:id="19" w:author="PR Preview" w:date="2026-01-01T00:00:00Z">
+          <w:r>
+            <w:rPr>
+              <w:rStyle w:val="Hyperlink"/>
+            </w:rPr>
+            <w:delText xml:space="preserve">CDF</w:delText>
+          </w:r>
+        </w:del>
+      </w:hyperlink>
+      <w:del w:id="20" w:author="PR Preview" w:date="2026-01-01T00:00:00Z">
+        <w:r>
+          <w:delText xml:space="preserve"> </w:delText>
+        </w:r>
+      </w:del>
+      <w:del w:id="21" w:author="PR Preview" w:date="2026-01-01T00:00:00Z">
+        <w:r>
+          <w:delText xml:space="preserve">of the</w:delText>
+        </w:r>
+      </w:del>
+      <w:del w:id="22" w:author="PR Preview" w:date="2026-01-01T00:00:00Z">
+        <w:r>
+          <w:delText xml:space="preserve"> </w:delText>
+        </w:r>
+      </w:del>
+      <w:hyperlink w:anchor="def-empirical-distribution">
+        <w:del w:id="23" w:author="PR Preview" w:date="2026-01-01T00:00:00Z">
+          <w:r>
+            <w:rPr>
+              <w:rStyle w:val="Hyperlink"/>
+            </w:rPr>
+            <w:delText xml:space="preserve">empirical distribution</w:delText>
+          </w:r>
+        </w:del>
+      </w:hyperlink>
+      <w:del w:id="24" w:author="PR Preview" w:date="2026-01-01T00:00:00Z">
+        <w:r>
+          <w:delText xml:space="preserve">,</w:delText>
+        </w:r>
+      </w:del>
+      <w:del w:id="25" w:author="PR Preview" w:date="2026-01-01T00:00:00Z">
+        <w:r>
+          <w:delText xml:space="preserve"> </w:delText>
+        </w:r>
+      </w:del>
+      <w:del w:id="26" w:author="PR Preview" w:date="2026-01-01T00:00:00Z">
+        <w:r>
+          <w:delText xml:space="preserve">the function</w:delText>
+        </w:r>
+      </w:del>
+      <w:del w:id="27" w:author="PR Preview" w:date="2026-01-01T00:00:00Z">
+        <w:r>
+          <w:delText xml:space="preserve"> </w:delText>
+        </w:r>
+      </w:del>
+      <w:del w:id="28" w:author="PR Preview" w:date="2026-01-01T00:00:00Z">
+        <w:r>
+          <w:delText xml:space="preserve">[4]</w:delText>
+        </w:r>
+      </w:del>
+    </w:p>
+    <w:p>
+      <w:pPr>
+        <w:pStyle w:val="FirstParagraph"/>
+      </w:pPr>
+      <w:ins w:id="29" w:author="PR Preview" w:date="2026-01-01T00:00:00Z">
         <w:r>
           <w:rPr>
-            <w:rStyle w:val="Hyperlink"/>
+            <w:b/>
+            <w:bCs/>
           </w:rPr>
-          <w:t xml:space="preserve">CDF</w:t>
-        </w:r>
+          <w:t xml:space="preserve">Definition 2 (Empirical CDF)</w:t>
+        </w:r>
+      </w:ins>
+      <w:ins w:id="30" w:author="PR Preview" w:date="2026-01-01T00:00:00Z">
+        <w:r>
+          <w:t xml:space="preserve"> </w:t>
+        </w:r>
+      </w:ins>
+      <w:ins w:id="31" w:author="PR Preview" w:date="2026-01-01T00:00:00Z">
+        <w:r>
+          <w:t xml:space="preserve">For observed values</w:t>
+        </w:r>
+      </w:ins>
+      <w:ins w:id="32" w:author="PR Preview" w:date="2026-01-01T00:00:00Z">
+        <w:r>
+          <w:t xml:space="preserve"> </w:t>
+        </w:r>
+      </w:ins>
+      <m:oMath>
+        <m:sSub>
+          <m:e>
+            <m:r>
+              <m:t>x</m:t>
+            </m:r>
+          </m:e>
+          <m:sub>
+            <m:r>
+              <m:t>1</m:t>
+            </m:r>
+          </m:sub>
+        </m:sSub>
+        <m:r>
+          <m:rPr>
+            <m:sty m:val="p"/>
+          </m:rPr>
+          <m:t>,</m:t>
+        </m:r>
+        <m:r>
+          <m:rPr>
+            <m:sty m:val="p"/>
+          </m:rPr>
+          <m:t>…</m:t>
+        </m:r>
+        <m:r>
+          <m:rPr>
+            <m:sty m:val="p"/>
+          </m:rPr>
+          <m:t>,</m:t>
+        </m:r>
+        <m:sSub>
+          <m:e>
+            <m:r>
+              <m:t>x</m:t>
+            </m:r>
+          </m:e>
+          <m:sub>
+            <m:r>
+              <m:t>n</m:t>
+            </m:r>
+          </m:sub>
+        </m:sSub>
+      </m:oMath>
+      <w:ins w:id="33" w:author="PR Preview" w:date="2026-01-01T00:00:00Z">
+        <w:r>
+          <w:t xml:space="preserve">,</w:t>
+        </w:r>
+      </w:ins>
+      <w:ins w:id="34" w:author="PR Preview" w:date="2026-01-01T00:00:00Z">
+        <w:r>
+          <w:t xml:space="preserve"> </w:t>
+        </w:r>
+      </w:ins>
+      <w:ins w:id="35" w:author="PR Preview" w:date="2026-01-01T00:00:00Z">
+        <w:r>
+          <w:t xml:space="preserve">the</w:t>
+        </w:r>
+      </w:ins>
+      <w:ins w:id="36" w:author="PR Preview" w:date="2026-01-01T00:00:00Z">
+        <w:r>
+          <w:t xml:space="preserve"> </w:t>
+        </w:r>
+      </w:ins>
+      <w:ins w:id="37" w:author="PR Preview" w:date="2026-01-01T00:00:00Z">
+        <w:r>
+          <w:rPr>
+            <w:b/>
+            <w:bCs/>
+          </w:rPr>
+          <w:t xml:space="preserve">empirical cumulative distribution function</w:t>
+        </w:r>
+      </w:ins>
+      <w:ins w:id="38" w:author="PR Preview" w:date="2026-01-01T00:00:00Z">
+        <w:r>
+          <w:t xml:space="preserve"> </w:t>
+        </w:r>
+      </w:ins>
+      <w:ins w:id="39" w:author="PR Preview" w:date="2026-01-01T00:00:00Z">
+        <w:r>
+          <w:t xml:space="preserve">(</w:t>
+        </w:r>
+      </w:ins>
+      <w:ins w:id="40" w:author="PR Preview" w:date="2026-01-01T00:00:00Z">
+        <w:r>
+          <w:rPr>
+            <w:b/>
+            <w:bCs/>
+          </w:rPr>
+          <w:t xml:space="preserve">empirical CDF</w:t>
+        </w:r>
+      </w:ins>
+      <w:ins w:id="41" w:author="PR Preview" w:date="2026-01-01T00:00:00Z">
+        <w:r>
+          <w:t xml:space="preserve">)</w:t>
+        </w:r>
+      </w:ins>
+      <w:ins w:id="42" w:author="PR Preview" w:date="2026-01-01T00:00:00Z">
+        <w:r>
+          <w:t xml:space="preserve"> </w:t>
+        </w:r>
+      </w:ins>
+      <w:ins w:id="43" w:author="PR Preview" w:date="2026-01-01T00:00:00Z">
+        <w:r>
+          <w:t xml:space="preserve">is the</w:t>
+        </w:r>
+      </w:ins>
+      <w:ins w:id="44" w:author="PR Preview" w:date="2026-01-01T00:00:00Z">
+        <w:r>
+          <w:t xml:space="preserve"> </w:t>
+        </w:r>
+      </w:ins>
+      <w:hyperlink r:id="rId15">
+        <w:ins w:id="45" w:author="PR Preview" w:date="2026-01-01T00:00:00Z">
+          <w:r>
+            <w:rPr>
+              <w:rStyle w:val="Hyperlink"/>
+            </w:rPr>
+            <w:t xml:space="preserve">CDF</w:t>
+          </w:r>
+        </w:ins>
       </w:hyperlink>
-      <w:r>
-        <w:t xml:space="preserve"> </w:t>
-      </w:r>
-      <w:r>
-        <w:t xml:space="preserve">of the</w:t>
-      </w:r>
-      <w:r>
-        <w:t xml:space="preserve"> </w:t>
-      </w:r>
+      <w:ins w:id="46" w:author="PR Preview" w:date="2026-01-01T00:00:00Z">
+        <w:r>
+          <w:t xml:space="preserve"> </w:t>
+        </w:r>
+      </w:ins>
+      <w:ins w:id="47" w:author="PR Preview" w:date="2026-01-01T00:00:00Z">
+        <w:r>
+          <w:t xml:space="preserve">of the</w:t>
+        </w:r>
+      </w:ins>
+      <w:ins w:id="48" w:author="PR Preview" w:date="2026-01-01T00:00:00Z">
+        <w:r>
+          <w:t xml:space="preserve"> </w:t>
+        </w:r>
+      </w:ins>
       <w:hyperlink w:anchor="def-empirical-distribution">
-        <w:r>
-          <w:rPr>
-            <w:rStyle w:val="Hyperlink"/>
-          </w:rPr>
-          <w:t xml:space="preserve">empirical distribution</w:t>
-        </w:r>
+        <w:ins w:id="49" w:author="PR Preview" w:date="2026-01-01T00:00:00Z">
+          <w:r>
+            <w:rPr>
+              <w:rStyle w:val="Hyperlink"/>
+            </w:rPr>
+            <w:t xml:space="preserve">empirical distribution</w:t>
+          </w:r>
+        </w:ins>
       </w:hyperlink>
-      <w:r>
-        <w:t xml:space="preserve">,</w:t>
-      </w:r>
-      <w:r>
-        <w:t xml:space="preserve"> </w:t>
-      </w:r>
-      <w:r>
-        <w:t xml:space="preserve">the function</w:t>
-      </w:r>
-      <w:r>
-        <w:t xml:space="preserve"> </w:t>
-      </w:r>
-      <w:r>
-        <w:t xml:space="preserve">[4]</w:t>
-      </w:r>
+      <w:ins w:id="50" w:author="PR Preview" w:date="2026-01-01T00:00:00Z">
+        <w:r>
+          <w:t xml:space="preserve">,</w:t>
+        </w:r>
+      </w:ins>
+      <w:ins w:id="51" w:author="PR Preview" w:date="2026-01-01T00:00:00Z">
+        <w:r>
+          <w:t xml:space="preserve"> </w:t>
+        </w:r>
+      </w:ins>
+      <w:ins w:id="52" w:author="PR Preview" w:date="2026-01-01T00:00:00Z">
+        <w:r>
+          <w:t xml:space="preserve">the</w:t>
+        </w:r>
+      </w:ins>
+      <w:ins w:id="53" w:author="PR Preview" w:date="2026-01-01T00:00:00Z">
+        <w:r>
+          <w:t xml:space="preserve"> </w:t>
+        </w:r>
+      </w:ins>
+      <w:hyperlink r:id="rId16">
+        <w:ins w:id="54" w:author="PR Preview" w:date="2026-01-01T00:00:00Z">
+          <w:r>
+            <w:rPr>
+              <w:rStyle w:val="Hyperlink"/>
+            </w:rPr>
+            <w:t xml:space="preserve">function</w:t>
+          </w:r>
+        </w:ins>
+      </w:hyperlink>
     </w:p>
     <w:p>
       <w:pPr>
@@ -1211,8 +1469,8 @@
         <w:t xml:space="preserve">.</w:t>
       </w:r>
     </w:p>
-    <w:bookmarkEnd w:id="16"/>
-    <w:bookmarkStart w:id="17" w:name="exm-empirical-cdf"/>
+    <w:bookmarkEnd w:id="17"/>
+    <w:bookmarkStart w:id="18" w:name="exm-empirical-cdf"/>
     <w:p>
       <w:pPr>
         <w:pStyle w:val="BodyText"/>
@@ -1738,7 +1996,7 @@
         <w:t xml:space="preserve">, because every value is at most 7.</w:t>
       </w:r>
     </w:p>
-    <w:bookmarkEnd w:id="17"/>
+    <w:bookmarkEnd w:id="18"/>
     <w:p>
       <w:pPr>
         <w:pStyle w:val="BodyText"/>
@@ -1753,8 +2011,8 @@
         <w:t xml:space="preserve">covers the empirical CDF.</w:t>
       </w:r>
     </w:p>
-    <w:bookmarkEnd w:id="18"/>
-    <w:bookmarkStart w:id="21" w:name="order-statistics"/>
+    <w:bookmarkEnd w:id="19"/>
+    <w:bookmarkStart w:id="22" w:name="order-statistics"/>
     <w:p>
       <w:pPr>
         <w:pStyle w:val="Heading2"/>
@@ -1763,27 +2021,35 @@
         <w:t xml:space="preserve">3 Order statistics</w:t>
       </w:r>
     </w:p>
-    <w:bookmarkStart w:id="19" w:name="def-order-statistics"/>
+    <w:bookmarkStart w:id="20" w:name="def-order-statistics"/>
     <w:p>
       <w:pPr>
         <w:pStyle w:val="FirstParagraph"/>
       </w:pPr>
-      <w:r>
-        <w:rPr>
-          <w:b/>
-          <w:bCs/>
-        </w:rPr>
-        <w:t xml:space="preserve">Definition 3 (Order statistics)</w:t>
-      </w:r>
-      <w:r>
-        <w:t xml:space="preserve"> </w:t>
-      </w:r>
-      <w:r>
-        <w:t xml:space="preserve">For observed values</w:t>
-      </w:r>
-      <w:r>
-        <w:t xml:space="preserve"> </w:t>
-      </w:r>
+      <w:del w:id="55" w:author="PR Preview" w:date="2026-01-01T00:00:00Z">
+        <w:r>
+          <w:rPr>
+            <w:b/>
+            <w:bCs/>
+          </w:rPr>
+          <w:delText xml:space="preserve">Definition 3 (Order statistics)</w:delText>
+        </w:r>
+      </w:del>
+      <w:del w:id="56" w:author="PR Preview" w:date="2026-01-01T00:00:00Z">
+        <w:r>
+          <w:delText xml:space="preserve"> </w:delText>
+        </w:r>
+      </w:del>
+      <w:del w:id="57" w:author="PR Preview" w:date="2026-01-01T00:00:00Z">
+        <w:r>
+          <w:delText xml:space="preserve">For observed values</w:delText>
+        </w:r>
+      </w:del>
+      <w:del w:id="58" w:author="PR Preview" w:date="2026-01-01T00:00:00Z">
+        <w:r>
+          <w:delText xml:space="preserve"> </w:delText>
+        </w:r>
+      </w:del>
       <m:oMath>
         <m:sSub>
           <m:e>
@@ -1828,43 +2094,187 @@
           </m:sub>
         </m:sSub>
       </m:oMath>
-      <w:r>
-        <w:t xml:space="preserve">,</w:t>
-      </w:r>
-      <w:r>
-        <w:t xml:space="preserve"> </w:t>
-      </w:r>
-      <w:r>
-        <w:t xml:space="preserve">the</w:t>
-      </w:r>
-      <w:r>
-        <w:t xml:space="preserve"> </w:t>
-      </w:r>
-      <w:r>
-        <w:rPr>
-          <w:b/>
-          <w:bCs/>
-        </w:rPr>
-        <w:t xml:space="preserve">order statistics</w:t>
-      </w:r>
-      <w:r>
-        <w:t xml:space="preserve"> </w:t>
-      </w:r>
-      <w:r>
-        <w:t xml:space="preserve">are the same values sorted in increasing order,</w:t>
-      </w:r>
-      <w:r>
-        <w:t xml:space="preserve"> </w:t>
-      </w:r>
-      <w:r>
-        <w:t xml:space="preserve">written</w:t>
-      </w:r>
-      <w:r>
-        <w:t xml:space="preserve"> </w:t>
-      </w:r>
-      <w:r>
-        <w:t xml:space="preserve">[6]</w:t>
-      </w:r>
+      <w:del w:id="59" w:author="PR Preview" w:date="2026-01-01T00:00:00Z">
+        <w:r>
+          <w:delText xml:space="preserve">,</w:delText>
+        </w:r>
+      </w:del>
+      <w:del w:id="60" w:author="PR Preview" w:date="2026-01-01T00:00:00Z">
+        <w:r>
+          <w:delText xml:space="preserve"> </w:delText>
+        </w:r>
+      </w:del>
+      <w:del w:id="61" w:author="PR Preview" w:date="2026-01-01T00:00:00Z">
+        <w:r>
+          <w:delText xml:space="preserve">the</w:delText>
+        </w:r>
+      </w:del>
+      <w:del w:id="62" w:author="PR Preview" w:date="2026-01-01T00:00:00Z">
+        <w:r>
+          <w:delText xml:space="preserve"> </w:delText>
+        </w:r>
+      </w:del>
+      <w:del w:id="63" w:author="PR Preview" w:date="2026-01-01T00:00:00Z">
+        <w:r>
+          <w:rPr>
+            <w:b/>
+            <w:bCs/>
+          </w:rPr>
+          <w:delText xml:space="preserve">order statistics</w:delText>
+        </w:r>
+      </w:del>
+      <w:del w:id="64" w:author="PR Preview" w:date="2026-01-01T00:00:00Z">
+        <w:r>
+          <w:delText xml:space="preserve"> </w:delText>
+        </w:r>
+      </w:del>
+      <w:del w:id="65" w:author="PR Preview" w:date="2026-01-01T00:00:00Z">
+        <w:r>
+          <w:delText xml:space="preserve">are the same values sorted in increasing order,</w:delText>
+        </w:r>
+      </w:del>
+      <w:del w:id="66" w:author="PR Preview" w:date="2026-01-01T00:00:00Z">
+        <w:r>
+          <w:delText xml:space="preserve"> </w:delText>
+        </w:r>
+      </w:del>
+      <w:del w:id="67" w:author="PR Preview" w:date="2026-01-01T00:00:00Z">
+        <w:r>
+          <w:delText xml:space="preserve">written</w:delText>
+        </w:r>
+      </w:del>
+      <w:del w:id="68" w:author="PR Preview" w:date="2026-01-01T00:00:00Z">
+        <w:r>
+          <w:delText xml:space="preserve"> </w:delText>
+        </w:r>
+      </w:del>
+      <w:del w:id="69" w:author="PR Preview" w:date="2026-01-01T00:00:00Z">
+        <w:r>
+          <w:delText xml:space="preserve">[6]</w:delText>
+        </w:r>
+      </w:del>
+    </w:p>
+    <w:p>
+      <w:pPr>
+        <w:pStyle w:val="FirstParagraph"/>
+      </w:pPr>
+      <w:ins w:id="70" w:author="PR Preview" w:date="2026-01-01T00:00:00Z">
+        <w:r>
+          <w:rPr>
+            <w:b/>
+            <w:bCs/>
+          </w:rPr>
+          <w:t xml:space="preserve">Definition 3 (Order statistics)</w:t>
+        </w:r>
+      </w:ins>
+      <w:ins w:id="71" w:author="PR Preview" w:date="2026-01-01T00:00:00Z">
+        <w:r>
+          <w:t xml:space="preserve"> </w:t>
+        </w:r>
+      </w:ins>
+      <w:ins w:id="72" w:author="PR Preview" w:date="2026-01-01T00:00:00Z">
+        <w:r>
+          <w:t xml:space="preserve">For observed values</w:t>
+        </w:r>
+      </w:ins>
+      <w:ins w:id="73" w:author="PR Preview" w:date="2026-01-01T00:00:00Z">
+        <w:r>
+          <w:t xml:space="preserve"> </w:t>
+        </w:r>
+      </w:ins>
+      <m:oMath>
+        <m:sSub>
+          <m:e>
+            <m:r>
+              <m:t>x</m:t>
+            </m:r>
+          </m:e>
+          <m:sub>
+            <m:r>
+              <m:t>1</m:t>
+            </m:r>
+          </m:sub>
+        </m:sSub>
+        <m:r>
+          <m:rPr>
+            <m:sty m:val="p"/>
+          </m:rPr>
+          <m:t>,</m:t>
+        </m:r>
+        <m:r>
+          <m:rPr>
+            <m:sty m:val="p"/>
+          </m:rPr>
+          <m:t>…</m:t>
+        </m:r>
+        <m:r>
+          <m:rPr>
+            <m:sty m:val="p"/>
+          </m:rPr>
+          <m:t>,</m:t>
+        </m:r>
+        <m:sSub>
+          <m:e>
+            <m:r>
+              <m:t>x</m:t>
+            </m:r>
+          </m:e>
+          <m:sub>
+            <m:r>
+              <m:t>n</m:t>
+            </m:r>
+          </m:sub>
+        </m:sSub>
+      </m:oMath>
+      <w:ins w:id="74" w:author="PR Preview" w:date="2026-01-01T00:00:00Z">
+        <w:r>
+          <w:t xml:space="preserve">,</w:t>
+        </w:r>
+      </w:ins>
+      <w:ins w:id="75" w:author="PR Preview" w:date="2026-01-01T00:00:00Z">
+        <w:r>
+          <w:t xml:space="preserve"> </w:t>
+        </w:r>
+      </w:ins>
+      <w:ins w:id="76" w:author="PR Preview" w:date="2026-01-01T00:00:00Z">
+        <w:r>
+          <w:t xml:space="preserve">the</w:t>
+        </w:r>
+      </w:ins>
+      <w:ins w:id="77" w:author="PR Preview" w:date="2026-01-01T00:00:00Z">
+        <w:r>
+          <w:t xml:space="preserve"> </w:t>
+        </w:r>
+      </w:ins>
+      <w:ins w:id="78" w:author="PR Preview" w:date="2026-01-01T00:00:00Z">
+        <w:r>
+          <w:rPr>
+            <w:b/>
+            <w:bCs/>
+          </w:rPr>
+          <w:t xml:space="preserve">order statistics</w:t>
+        </w:r>
+      </w:ins>
+      <w:ins w:id="79" w:author="PR Preview" w:date="2026-01-01T00:00:00Z">
+        <w:r>
+          <w:t xml:space="preserve"> </w:t>
+        </w:r>
+      </w:ins>
+      <w:ins w:id="80" w:author="PR Preview" w:date="2026-01-01T00:00:00Z">
+        <w:r>
+          <w:t xml:space="preserve">are the same values sorted in increasing order,</w:t>
+        </w:r>
+      </w:ins>
+      <w:ins w:id="81" w:author="PR Preview" w:date="2026-01-01T00:00:00Z">
+        <w:r>
+          <w:t xml:space="preserve"> </w:t>
+        </w:r>
+      </w:ins>
+      <w:ins w:id="82" w:author="PR Preview" w:date="2026-01-01T00:00:00Z">
+        <w:r>
+          <w:t xml:space="preserve">written</w:t>
+        </w:r>
+      </w:ins>
     </w:p>
     <w:p>
       <w:pPr>
@@ -2075,8 +2485,8 @@
         <w:t xml:space="preserve">.</w:t>
       </w:r>
     </w:p>
-    <w:bookmarkEnd w:id="19"/>
-    <w:bookmarkStart w:id="20" w:name="exm-order-statistics"/>
+    <w:bookmarkEnd w:id="20"/>
+    <w:bookmarkStart w:id="21" w:name="exm-order-statistics"/>
     <w:p>
       <w:pPr>
         <w:pStyle w:val="BodyText"/>
@@ -2303,7 +2713,7 @@
         <w:t xml:space="preserve">.</w:t>
       </w:r>
     </w:p>
-    <w:bookmarkEnd w:id="20"/>
+    <w:bookmarkEnd w:id="21"/>
     <w:p>
       <w:pPr>
         <w:pStyle w:val="Compact"/>
@@ -2340,8 +2750,8 @@
         <w:t xml:space="preserve">covers order statistics.</w:t>
       </w:r>
     </w:p>
-    <w:bookmarkEnd w:id="21"/>
-    <w:bookmarkStart w:id="28" w:name="sample-quantiles"/>
+    <w:bookmarkEnd w:id="22"/>
+    <w:bookmarkStart w:id="29" w:name="sample-quantiles"/>
     <w:p>
       <w:pPr>
         <w:pStyle w:val="Heading2"/>
@@ -2350,38 +2760,50 @@
         <w:t xml:space="preserve">4 Sample quantiles</w:t>
       </w:r>
     </w:p>
-    <w:bookmarkStart w:id="22" w:name="def-sample-quantile"/>
+    <w:bookmarkStart w:id="23" w:name="def-sample-quantile"/>
     <w:p>
       <w:pPr>
         <w:pStyle w:val="FirstParagraph"/>
       </w:pPr>
-      <w:r>
-        <w:rPr>
-          <w:b/>
-          <w:bCs/>
-        </w:rPr>
-        <w:t xml:space="preserve">Definition 4 (Sample quantile function (empirical quantile function))</w:t>
-      </w:r>
-      <w:r>
-        <w:t xml:space="preserve"> </w:t>
-      </w:r>
-      <w:r>
-        <w:t xml:space="preserve">Given an</w:t>
-      </w:r>
-      <w:r>
-        <w:t xml:space="preserve"> </w:t>
-      </w:r>
+      <w:del w:id="83" w:author="PR Preview" w:date="2026-01-01T00:00:00Z">
+        <w:r>
+          <w:rPr>
+            <w:b/>
+            <w:bCs/>
+          </w:rPr>
+          <w:delText xml:space="preserve">Definition 4 (Sample quantile function (empirical quantile function))</w:delText>
+        </w:r>
+      </w:del>
+      <w:del w:id="84" w:author="PR Preview" w:date="2026-01-01T00:00:00Z">
+        <w:r>
+          <w:delText xml:space="preserve"> </w:delText>
+        </w:r>
+      </w:del>
+      <w:del w:id="85" w:author="PR Preview" w:date="2026-01-01T00:00:00Z">
+        <w:r>
+          <w:delText xml:space="preserve">Given an</w:delText>
+        </w:r>
+      </w:del>
+      <w:del w:id="86" w:author="PR Preview" w:date="2026-01-01T00:00:00Z">
+        <w:r>
+          <w:delText xml:space="preserve"> </w:delText>
+        </w:r>
+      </w:del>
       <w:hyperlink w:anchor="def-empirical-cdf">
-        <w:r>
-          <w:rPr>
-            <w:rStyle w:val="Hyperlink"/>
-          </w:rPr>
-          <w:t xml:space="preserve">empirical CDF</w:t>
-        </w:r>
+        <w:del w:id="87" w:author="PR Preview" w:date="2026-01-01T00:00:00Z">
+          <w:r>
+            <w:rPr>
+              <w:rStyle w:val="Hyperlink"/>
+            </w:rPr>
+            <w:delText xml:space="preserve">empirical CDF</w:delText>
+          </w:r>
+        </w:del>
       </w:hyperlink>
-      <w:r>
-        <w:t xml:space="preserve"> </w:t>
-      </w:r>
+      <w:del w:id="88" w:author="PR Preview" w:date="2026-01-01T00:00:00Z">
+        <w:r>
+          <w:delText xml:space="preserve"> </w:delText>
+        </w:r>
+      </w:del>
       <m:oMath>
         <m:acc>
           <m:accPr>
@@ -2394,56 +2816,208 @@
           </m:e>
         </m:acc>
       </m:oMath>
-      <w:r>
-        <w:t xml:space="preserve">,</w:t>
-      </w:r>
-      <w:r>
-        <w:t xml:space="preserve"> </w:t>
-      </w:r>
-      <w:r>
-        <w:t xml:space="preserve">the</w:t>
-      </w:r>
-      <w:r>
-        <w:t xml:space="preserve"> </w:t>
-      </w:r>
-      <w:r>
-        <w:rPr>
-          <w:b/>
-          <w:bCs/>
-        </w:rPr>
-        <w:t xml:space="preserve">sample quantile function</w:t>
-      </w:r>
-      <w:r>
-        <w:t xml:space="preserve"> </w:t>
-      </w:r>
-      <w:r>
-        <w:t xml:space="preserve">(also called the</w:t>
-      </w:r>
-      <w:r>
-        <w:t xml:space="preserve"> </w:t>
-      </w:r>
-      <w:r>
-        <w:rPr>
-          <w:b/>
-          <w:bCs/>
-        </w:rPr>
-        <w:t xml:space="preserve">empirical quantile function</w:t>
-      </w:r>
-      <w:r>
-        <w:t xml:space="preserve">)</w:t>
-      </w:r>
-      <w:r>
-        <w:t xml:space="preserve"> </w:t>
-      </w:r>
-      <w:r>
-        <w:t xml:space="preserve">is</w:t>
-      </w:r>
-      <w:r>
-        <w:t xml:space="preserve"> </w:t>
-      </w:r>
-      <w:r>
-        <w:t xml:space="preserve">[9]</w:t>
-      </w:r>
+      <w:del w:id="89" w:author="PR Preview" w:date="2026-01-01T00:00:00Z">
+        <w:r>
+          <w:delText xml:space="preserve">,</w:delText>
+        </w:r>
+      </w:del>
+      <w:del w:id="90" w:author="PR Preview" w:date="2026-01-01T00:00:00Z">
+        <w:r>
+          <w:delText xml:space="preserve"> </w:delText>
+        </w:r>
+      </w:del>
+      <w:del w:id="91" w:author="PR Preview" w:date="2026-01-01T00:00:00Z">
+        <w:r>
+          <w:delText xml:space="preserve">the</w:delText>
+        </w:r>
+      </w:del>
+      <w:del w:id="92" w:author="PR Preview" w:date="2026-01-01T00:00:00Z">
+        <w:r>
+          <w:delText xml:space="preserve"> </w:delText>
+        </w:r>
+      </w:del>
+      <w:del w:id="93" w:author="PR Preview" w:date="2026-01-01T00:00:00Z">
+        <w:r>
+          <w:rPr>
+            <w:b/>
+            <w:bCs/>
+          </w:rPr>
+          <w:delText xml:space="preserve">sample quantile function</w:delText>
+        </w:r>
+      </w:del>
+      <w:del w:id="94" w:author="PR Preview" w:date="2026-01-01T00:00:00Z">
+        <w:r>
+          <w:delText xml:space="preserve"> </w:delText>
+        </w:r>
+      </w:del>
+      <w:del w:id="95" w:author="PR Preview" w:date="2026-01-01T00:00:00Z">
+        <w:r>
+          <w:delText xml:space="preserve">(also called the</w:delText>
+        </w:r>
+      </w:del>
+      <w:del w:id="96" w:author="PR Preview" w:date="2026-01-01T00:00:00Z">
+        <w:r>
+          <w:delText xml:space="preserve"> </w:delText>
+        </w:r>
+      </w:del>
+      <w:del w:id="97" w:author="PR Preview" w:date="2026-01-01T00:00:00Z">
+        <w:r>
+          <w:rPr>
+            <w:b/>
+            <w:bCs/>
+          </w:rPr>
+          <w:delText xml:space="preserve">empirical quantile function</w:delText>
+        </w:r>
+      </w:del>
+      <w:del w:id="98" w:author="PR Preview" w:date="2026-01-01T00:00:00Z">
+        <w:r>
+          <w:delText xml:space="preserve">)</w:delText>
+        </w:r>
+      </w:del>
+      <w:del w:id="99" w:author="PR Preview" w:date="2026-01-01T00:00:00Z">
+        <w:r>
+          <w:delText xml:space="preserve"> </w:delText>
+        </w:r>
+      </w:del>
+      <w:del w:id="100" w:author="PR Preview" w:date="2026-01-01T00:00:00Z">
+        <w:r>
+          <w:delText xml:space="preserve">is</w:delText>
+        </w:r>
+      </w:del>
+      <w:del w:id="101" w:author="PR Preview" w:date="2026-01-01T00:00:00Z">
+        <w:r>
+          <w:delText xml:space="preserve"> </w:delText>
+        </w:r>
+      </w:del>
+      <w:del w:id="102" w:author="PR Preview" w:date="2026-01-01T00:00:00Z">
+        <w:r>
+          <w:delText xml:space="preserve">[9]</w:delText>
+        </w:r>
+      </w:del>
+    </w:p>
+    <w:p>
+      <w:pPr>
+        <w:pStyle w:val="FirstParagraph"/>
+      </w:pPr>
+      <w:ins w:id="103" w:author="PR Preview" w:date="2026-01-01T00:00:00Z">
+        <w:r>
+          <w:rPr>
+            <w:b/>
+            <w:bCs/>
+          </w:rPr>
+          <w:t xml:space="preserve">Definition 4 (Sample quantile function (empirical quantile function))</w:t>
+        </w:r>
+      </w:ins>
+      <w:ins w:id="104" w:author="PR Preview" w:date="2026-01-01T00:00:00Z">
+        <w:r>
+          <w:t xml:space="preserve"> </w:t>
+        </w:r>
+      </w:ins>
+      <w:ins w:id="105" w:author="PR Preview" w:date="2026-01-01T00:00:00Z">
+        <w:r>
+          <w:t xml:space="preserve">Given an</w:t>
+        </w:r>
+      </w:ins>
+      <w:ins w:id="106" w:author="PR Preview" w:date="2026-01-01T00:00:00Z">
+        <w:r>
+          <w:t xml:space="preserve"> </w:t>
+        </w:r>
+      </w:ins>
+      <w:hyperlink w:anchor="def-empirical-cdf">
+        <w:ins w:id="107" w:author="PR Preview" w:date="2026-01-01T00:00:00Z">
+          <w:r>
+            <w:rPr>
+              <w:rStyle w:val="Hyperlink"/>
+            </w:rPr>
+            <w:t xml:space="preserve">empirical CDF</w:t>
+          </w:r>
+        </w:ins>
+      </w:hyperlink>
+      <w:ins w:id="108" w:author="PR Preview" w:date="2026-01-01T00:00:00Z">
+        <w:r>
+          <w:t xml:space="preserve"> </w:t>
+        </w:r>
+      </w:ins>
+      <m:oMath>
+        <m:acc>
+          <m:accPr>
+            <m:chr m:val="̂"/>
+          </m:accPr>
+          <m:e>
+            <m:r>
+              <m:t>F</m:t>
+            </m:r>
+          </m:e>
+        </m:acc>
+      </m:oMath>
+      <w:ins w:id="109" w:author="PR Preview" w:date="2026-01-01T00:00:00Z">
+        <w:r>
+          <w:t xml:space="preserve">,</w:t>
+        </w:r>
+      </w:ins>
+      <w:ins w:id="110" w:author="PR Preview" w:date="2026-01-01T00:00:00Z">
+        <w:r>
+          <w:t xml:space="preserve"> </w:t>
+        </w:r>
+      </w:ins>
+      <w:ins w:id="111" w:author="PR Preview" w:date="2026-01-01T00:00:00Z">
+        <w:r>
+          <w:t xml:space="preserve">the</w:t>
+        </w:r>
+      </w:ins>
+      <w:ins w:id="112" w:author="PR Preview" w:date="2026-01-01T00:00:00Z">
+        <w:r>
+          <w:t xml:space="preserve"> </w:t>
+        </w:r>
+      </w:ins>
+      <w:ins w:id="113" w:author="PR Preview" w:date="2026-01-01T00:00:00Z">
+        <w:r>
+          <w:rPr>
+            <w:b/>
+            <w:bCs/>
+          </w:rPr>
+          <w:t xml:space="preserve">sample quantile function</w:t>
+        </w:r>
+      </w:ins>
+      <w:ins w:id="114" w:author="PR Preview" w:date="2026-01-01T00:00:00Z">
+        <w:r>
+          <w:t xml:space="preserve"> </w:t>
+        </w:r>
+      </w:ins>
+      <w:ins w:id="115" w:author="PR Preview" w:date="2026-01-01T00:00:00Z">
+        <w:r>
+          <w:t xml:space="preserve">(also called the</w:t>
+        </w:r>
+      </w:ins>
+      <w:ins w:id="116" w:author="PR Preview" w:date="2026-01-01T00:00:00Z">
+        <w:r>
+          <w:t xml:space="preserve"> </w:t>
+        </w:r>
+      </w:ins>
+      <w:ins w:id="117" w:author="PR Preview" w:date="2026-01-01T00:00:00Z">
+        <w:r>
+          <w:rPr>
+            <w:b/>
+            <w:bCs/>
+          </w:rPr>
+          <w:t xml:space="preserve">empirical quantile function</w:t>
+        </w:r>
+      </w:ins>
+      <w:ins w:id="118" w:author="PR Preview" w:date="2026-01-01T00:00:00Z">
+        <w:r>
+          <w:t xml:space="preserve">)</w:t>
+        </w:r>
+      </w:ins>
+      <w:ins w:id="119" w:author="PR Preview" w:date="2026-01-01T00:00:00Z">
+        <w:r>
+          <w:t xml:space="preserve"> </w:t>
+        </w:r>
+      </w:ins>
+      <w:ins w:id="120" w:author="PR Preview" w:date="2026-01-01T00:00:00Z">
+        <w:r>
+          <w:t xml:space="preserve">is</w:t>
+        </w:r>
+      </w:ins>
     </w:p>
     <w:p>
       <w:pPr>
@@ -2619,8 +3193,8 @@
         <w:t xml:space="preserve">.</w:t>
       </w:r>
     </w:p>
-    <w:bookmarkEnd w:id="22"/>
-    <w:bookmarkStart w:id="23" w:name="def-sample-p-quantile"/>
+    <w:bookmarkEnd w:id="23"/>
+    <w:bookmarkStart w:id="24" w:name="def-sample-p-quantile"/>
     <w:p>
       <w:pPr>
         <w:pStyle w:val="BodyText"/>
@@ -2831,7 +3405,7 @@
         <w:t xml:space="preserve">.</w:t>
       </w:r>
     </w:p>
-    <w:bookmarkEnd w:id="23"/>
+    <w:bookmarkEnd w:id="24"/>
     <w:p>
       <w:pPr>
         <w:pStyle w:val="BodyText"/>
@@ -2867,7 +3441,7 @@
       <w:r>
         <w:t xml:space="preserve"> </w:t>
       </w:r>
-      <w:hyperlink r:id="rId24">
+      <w:hyperlink r:id="rId25">
         <w:r>
           <w:rPr>
             <w:rStyle w:val="Hyperlink"/>
@@ -2969,7 +3543,7 @@
         <w:t xml:space="preserve">.</w:t>
       </w:r>
     </w:p>
-    <w:bookmarkStart w:id="25" w:name="thm-sample-quantile-order-statistics"/>
+    <w:bookmarkStart w:id="26" w:name="thm-sample-quantile-order-statistics"/>
     <w:p>
       <w:pPr>
         <w:pStyle w:val="BodyText"/>
@@ -3371,7 +3945,7 @@
         <w:t xml:space="preserve">.</w:t>
       </w:r>
     </w:p>
-    <w:bookmarkEnd w:id="25"/>
+    <w:bookmarkEnd w:id="26"/>
     <w:p>
       <w:pPr>
         <w:pStyle w:val="BodyText"/>
@@ -3387,7 +3961,7 @@
         <w:t xml:space="preserve">. </w:t>
       </w:r>
       <w:r>
-        <w:t xml:space="preserve">Fix</w:t>
+        <w:t xml:space="preserve">Let</w:t>
       </w:r>
       <w:r>
         <w:t xml:space="preserve"> </w:t>
@@ -3401,7 +3975,7 @@
         <w:t xml:space="preserve"> </w:t>
       </w:r>
       <w:r>
-        <w:t xml:space="preserve">with</w:t>
+        <w:t xml:space="preserve">satisfy</w:t>
       </w:r>
       <w:r>
         <w:t xml:space="preserve"> </w:t>
@@ -4415,7 +4989,7 @@
         <w:t xml:space="preserve">.</w:t>
       </w:r>
     </w:p>
-    <w:bookmarkStart w:id="26" w:name="exm-sample-quantile"/>
+    <w:bookmarkStart w:id="27" w:name="exm-sample-quantile"/>
     <w:p>
       <w:pPr>
         <w:pStyle w:val="BodyText"/>
@@ -5202,8 +5776,8 @@
         <w:t xml:space="preserve">#&gt;   3   7</w:t>
       </w:r>
     </w:p>
-    <w:bookmarkEnd w:id="26"/>
-    <w:bookmarkStart w:id="27" w:name="rem-quantile-conventions"/>
+    <w:bookmarkEnd w:id="27"/>
+    <w:bookmarkStart w:id="28" w:name="rem-quantile-conventions"/>
     <w:p>
       <w:pPr>
         <w:pStyle w:val="FirstParagraph"/>
@@ -5344,7 +5918,7 @@
         <w:t xml:space="preserve">which always returns one of the observed values.</w:t>
       </w:r>
     </w:p>
-    <w:bookmarkEnd w:id="27"/>
+    <w:bookmarkEnd w:id="28"/>
     <w:p>
       <w:pPr>
         <w:pStyle w:val="BodyText"/>
@@ -5359,8 +5933,8 @@
         <w:t xml:space="preserve">covers distribution-free confidence intervals for percentiles.</w:t>
       </w:r>
     </w:p>
-    <w:bookmarkEnd w:id="28"/>
-    <w:bookmarkStart w:id="38" w:name="X098afd29d2cc0af81e1daaf31ade1d91d7df2a7"/>
+    <w:bookmarkEnd w:id="29"/>
+    <w:bookmarkStart w:id="39" w:name="X098afd29d2cc0af81e1daaf31ade1d91d7df2a7"/>
     <w:p>
       <w:pPr>
         <w:pStyle w:val="Heading2"/>
@@ -5369,7 +5943,7 @@
         <w:t xml:space="preserve">5 The empirical CDF and quantile function as generalized inverses</w:t>
       </w:r>
     </w:p>
-    <w:bookmarkStart w:id="37" w:name="fig-ecdf-sample-quantile-example"/>
+    <w:bookmarkStart w:id="38" w:name="fig-ecdf-sample-quantile-example"/>
     <w:tbl>
       <w:tblPr>
         <w:tblStyle w:val="Table"/>
@@ -5397,7 +5971,7 @@
             <w:tr>
               <w:tc>
                 <w:tcPr/>
-                <w:bookmarkStart w:id="32" w:name="fig-ecdf-example"/>
+                <w:bookmarkStart w:id="33" w:name="fig-ecdf-example"/>
                 <w:p>
                   <w:pPr>
                     <w:pStyle w:val="SourceCode"/>
@@ -6846,18 +7420,18 @@
                       <wp:inline>
                         <wp:extent cx="2971800" cy="2377440"/>
                         <wp:effectExtent b="0" l="0" r="0" t="0"/>
-                        <wp:docPr descr="" title="" id="30" name="Picture"/>
+                        <wp:docPr descr="" title="" id="31" name="Picture"/>
                         <a:graphic>
                           <a:graphicData uri="http://schemas.openxmlformats.org/drawingml/2006/picture">
                             <pic:pic>
                               <pic:nvPicPr>
-                                <pic:cNvPr descr="nonparametric-models_files/figure-docx/unnamed-chunk-2-1.png" id="31" name="Picture"/>
+                                <pic:cNvPr descr="nonparametric-models_files/figure-docx/unnamed-chunk-2-1.png" id="32" name="Picture"/>
                                 <pic:cNvPicPr>
                                   <a:picLocks noChangeArrowheads="1" noChangeAspect="1"/>
                                 </pic:cNvPicPr>
                               </pic:nvPicPr>
                               <pic:blipFill>
-                                <a:blip r:embed="rId29"/>
+                                <a:blip r:embed="rId30"/>
                                 <a:stretch>
                                   <a:fillRect/>
                                 </a:stretch>
@@ -6910,7 +7484,7 @@
                     <w:t xml:space="preserve">open circles mark excluded endpoints.</w:t>
                   </w:r>
                 </w:p>
-                <w:bookmarkEnd w:id="32"/>
+                <w:bookmarkEnd w:id="33"/>
               </w:tc>
             </w:tr>
           </w:tbl>
@@ -6960,7 +7534,7 @@
             <w:tr>
               <w:tc>
                 <w:tcPr/>
-                <w:bookmarkStart w:id="36" w:name="fig-eqf-example"/>
+                <w:bookmarkStart w:id="37" w:name="fig-eqf-example"/>
                 <w:p>
                   <w:pPr>
                     <w:pStyle w:val="SourceCode"/>
@@ -7917,18 +8491,18 @@
                       <wp:inline>
                         <wp:extent cx="2971800" cy="2377440"/>
                         <wp:effectExtent b="0" l="0" r="0" t="0"/>
-                        <wp:docPr descr="" title="" id="34" name="Picture"/>
+                        <wp:docPr descr="" title="" id="35" name="Picture"/>
                         <a:graphic>
                           <a:graphicData uri="http://schemas.openxmlformats.org/drawingml/2006/picture">
                             <pic:pic>
                               <pic:nvPicPr>
-                                <pic:cNvPr descr="nonparametric-models_files/figure-docx/unnamed-chunk-3-1.png" id="35" name="Picture"/>
+                                <pic:cNvPr descr="nonparametric-models_files/figure-docx/unnamed-chunk-3-1.png" id="36" name="Picture"/>
                                 <pic:cNvPicPr>
                                   <a:picLocks noChangeArrowheads="1" noChangeAspect="1"/>
                                 </pic:cNvPicPr>
                               </pic:nvPicPr>
                               <pic:blipFill>
-                                <a:blip r:embed="rId33"/>
+                                <a:blip r:embed="rId34"/>
                                 <a:stretch>
                                   <a:fillRect/>
                                 </a:stretch>
@@ -7981,7 +8555,7 @@
                     <w:t xml:space="preserve">closed circles mark included right endpoints.</w:t>
                   </w:r>
                 </w:p>
-                <w:bookmarkEnd w:id="36"/>
+                <w:bookmarkEnd w:id="37"/>
               </w:tc>
             </w:tr>
           </w:tbl>
@@ -8013,7 +8587,7 @@
         <w:t xml:space="preserve">(order statistics 1, 3, 4, 7).</w:t>
       </w:r>
     </w:p>
-    <w:bookmarkEnd w:id="37"/>
+    <w:bookmarkEnd w:id="38"/>
     <w:p>
       <w:pPr>
         <w:pStyle w:val="BodyText"/>
@@ -8457,8 +9031,8 @@
         <w:t xml:space="preserve">covers the Kruskal–Wallis test.</w:t>
       </w:r>
     </w:p>
-    <w:bookmarkEnd w:id="38"/>
-    <w:bookmarkStart w:id="56" w:name="references"/>
+    <w:bookmarkEnd w:id="39"/>
+    <w:bookmarkStart w:id="57" w:name="references"/>
     <w:p>
       <w:pPr>
         <w:pStyle w:val="Heading2"/>
@@ -8467,8 +9041,8 @@
         <w:t xml:space="preserve">References</w:t>
       </w:r>
     </w:p>
-    <w:bookmarkStart w:id="55" w:name="refs"/>
-    <w:bookmarkStart w:id="40" w:name="ref-wikipedia_empirical_measure"/>
+    <w:bookmarkStart w:id="56" w:name="refs"/>
+    <w:bookmarkStart w:id="41" w:name="ref-wikipedia_empirical_measure"/>
     <w:p>
       <w:pPr>
         <w:pStyle w:val="Bibliography"/>
@@ -8515,7 +9089,7 @@
       <w:r>
         <w:t xml:space="preserve"> </w:t>
       </w:r>
-      <w:hyperlink r:id="rId39">
+      <w:hyperlink r:id="rId40">
         <w:r>
           <w:rPr>
             <w:rStyle w:val="Hyperlink"/>
@@ -8524,8 +9098,8 @@
         </w:r>
       </w:hyperlink>
     </w:p>
-    <w:bookmarkEnd w:id="40"/>
-    <w:bookmarkStart w:id="42" w:name="ref-hastie2009elements"/>
+    <w:bookmarkEnd w:id="41"/>
+    <w:bookmarkStart w:id="43" w:name="ref-hastie2009elements"/>
     <w:p>
       <w:pPr>
         <w:pStyle w:val="Bibliography"/>
@@ -8558,7 +9132,7 @@
       <w:r>
         <w:t xml:space="preserve"> </w:t>
       </w:r>
-      <w:hyperlink r:id="rId41">
+      <w:hyperlink r:id="rId42">
         <w:r>
           <w:rPr>
             <w:rStyle w:val="Hyperlink"/>
@@ -8570,8 +9144,8 @@
         <w:t xml:space="preserve">.</w:t>
       </w:r>
     </w:p>
-    <w:bookmarkEnd w:id="42"/>
-    <w:bookmarkStart w:id="44" w:name="ref-efron1993introduction"/>
+    <w:bookmarkEnd w:id="43"/>
+    <w:bookmarkStart w:id="45" w:name="ref-efron1993introduction"/>
     <w:p>
       <w:pPr>
         <w:pStyle w:val="Bibliography"/>
@@ -8604,7 +9178,7 @@
       <w:r>
         <w:t xml:space="preserve"> </w:t>
       </w:r>
-      <w:hyperlink r:id="rId43">
+      <w:hyperlink r:id="rId44">
         <w:r>
           <w:rPr>
             <w:rStyle w:val="Hyperlink"/>
@@ -8616,8 +9190,8 @@
         <w:t xml:space="preserve">.</w:t>
       </w:r>
     </w:p>
-    <w:bookmarkEnd w:id="44"/>
-    <w:bookmarkStart w:id="46" w:name="X27e6850da63504b4cff3f6a81035ba4ab86b0e0"/>
+    <w:bookmarkEnd w:id="45"/>
+    <w:bookmarkStart w:id="47" w:name="X27e6850da63504b4cff3f6a81035ba4ab86b0e0"/>
     <w:p>
       <w:pPr>
         <w:pStyle w:val="Bibliography"/>
@@ -8664,7 +9238,7 @@
       <w:r>
         <w:t xml:space="preserve"> </w:t>
       </w:r>
-      <w:hyperlink r:id="rId45">
+      <w:hyperlink r:id="rId46">
         <w:r>
           <w:rPr>
             <w:rStyle w:val="Hyperlink"/>
@@ -8673,8 +9247,8 @@
         </w:r>
       </w:hyperlink>
     </w:p>
-    <w:bookmarkEnd w:id="46"/>
-    <w:bookmarkStart w:id="47" w:name="ref-rice2007mathematical"/>
+    <w:bookmarkEnd w:id="47"/>
+    <w:bookmarkStart w:id="48" w:name="ref-rice2007mathematical"/>
     <w:p>
       <w:pPr>
         <w:pStyle w:val="Bibliography"/>
@@ -8705,8 +9279,8 @@
         <w:t xml:space="preserve">, 3rd ed. Belmont, CA: Cengage Learning, 2007.</w:t>
       </w:r>
     </w:p>
-    <w:bookmarkEnd w:id="47"/>
-    <w:bookmarkStart w:id="49" w:name="ref-wikipedia_order_statistic"/>
+    <w:bookmarkEnd w:id="48"/>
+    <w:bookmarkStart w:id="50" w:name="ref-wikipedia_order_statistic"/>
     <w:p>
       <w:pPr>
         <w:pStyle w:val="Bibliography"/>
@@ -8753,7 +9327,7 @@
       <w:r>
         <w:t xml:space="preserve"> </w:t>
       </w:r>
-      <w:hyperlink r:id="rId48">
+      <w:hyperlink r:id="rId49">
         <w:r>
           <w:rPr>
             <w:rStyle w:val="Hyperlink"/>
@@ -8762,8 +9336,8 @@
         </w:r>
       </w:hyperlink>
     </w:p>
-    <w:bookmarkEnd w:id="49"/>
-    <w:bookmarkStart w:id="50" w:name="ref-hoggtanis2015"/>
+    <w:bookmarkEnd w:id="50"/>
+    <w:bookmarkStart w:id="51" w:name="ref-hoggtanis2015"/>
     <w:p>
       <w:pPr>
         <w:pStyle w:val="Bibliography"/>
@@ -8794,8 +9368,8 @@
         <w:t xml:space="preserve">, Tenth edition. Boston: Pearson, 2019.</w:t>
       </w:r>
     </w:p>
-    <w:bookmarkEnd w:id="50"/>
-    <w:bookmarkStart w:id="52" w:name="ref-CaseBerg01"/>
+    <w:bookmarkEnd w:id="51"/>
+    <w:bookmarkStart w:id="53" w:name="ref-CaseBerg01"/>
     <w:p>
       <w:pPr>
         <w:pStyle w:val="Bibliography"/>
@@ -8828,7 +9402,7 @@
       <w:r>
         <w:t xml:space="preserve"> </w:t>
       </w:r>
-      <w:hyperlink r:id="rId51">
+      <w:hyperlink r:id="rId52">
         <w:r>
           <w:rPr>
             <w:rStyle w:val="Hyperlink"/>
@@ -8837,8 +9411,8 @@
         </w:r>
       </w:hyperlink>
     </w:p>
-    <w:bookmarkEnd w:id="52"/>
-    <w:bookmarkStart w:id="54" w:name="ref-wikipedia_quantile"/>
+    <w:bookmarkEnd w:id="53"/>
+    <w:bookmarkStart w:id="55" w:name="ref-wikipedia_quantile"/>
     <w:p>
       <w:pPr>
         <w:pStyle w:val="Bibliography"/>
@@ -8885,7 +9459,7 @@
       <w:r>
         <w:t xml:space="preserve"> </w:t>
       </w:r>
-      <w:hyperlink r:id="rId53">
+      <w:hyperlink r:id="rId54">
         <w:r>
           <w:rPr>
             <w:rStyle w:val="Hyperlink"/>
@@ -8894,9 +9468,9 @@
         </w:r>
       </w:hyperlink>
     </w:p>
-    <w:bookmarkEnd w:id="54"/>
     <w:bookmarkEnd w:id="55"/>
     <w:bookmarkEnd w:id="56"/>
+    <w:bookmarkEnd w:id="57"/>
     <w:sectPr>
       <w:footnotePr>
         <w:numRestart w:val="eachSect"/>

--- a/pr-preview/pr-348/nonparametric-models-handout-tracked-changes.docx
+++ b/pr-preview/pr-348/nonparametric-models-handout-tracked-changes.docx
@@ -16,7 +16,7 @@
       </w:pPr>
       <w:del w:id="1" w:author="PR Preview" w:date="2026-01-01T00:00:00Z">
         <w:r>
-          <w:delText xml:space="preserve">Last modified: 2026-10-19 00:48:10 (PDT)</w:delText>
+          <w:delText xml:space="preserve">Last modified: 2026-10-19 01:04:06 (PDT)</w:delText>
         </w:r>
       </w:del>
     </w:p>
@@ -26,7 +26,7 @@
       </w:pPr>
       <w:ins w:id="2" w:author="PR Preview" w:date="2026-01-01T00:00:00Z">
         <w:r>
-          <w:t xml:space="preserve">Last modified: 2026-10-19 01:01:02 (PDT)</w:t>
+          <w:t xml:space="preserve">Last modified: 2026-10-19 01:23:15 (PDT)</w:t>
         </w:r>
       </w:ins>
     </w:p>
@@ -749,30 +749,22 @@
       <w:pPr>
         <w:pStyle w:val="FirstParagraph"/>
       </w:pPr>
-      <w:del w:id="3" w:author="PR Preview" w:date="2026-01-01T00:00:00Z">
-        <w:r>
-          <w:rPr>
-            <w:b/>
-            <w:bCs/>
-          </w:rPr>
-          <w:delText xml:space="preserve">Definition 2 (Empirical CDF)</w:delText>
-        </w:r>
-      </w:del>
-      <w:del w:id="4" w:author="PR Preview" w:date="2026-01-01T00:00:00Z">
-        <w:r>
-          <w:delText xml:space="preserve"> </w:delText>
-        </w:r>
-      </w:del>
-      <w:del w:id="5" w:author="PR Preview" w:date="2026-01-01T00:00:00Z">
-        <w:r>
-          <w:delText xml:space="preserve">For observed values</w:delText>
-        </w:r>
-      </w:del>
-      <w:del w:id="6" w:author="PR Preview" w:date="2026-01-01T00:00:00Z">
-        <w:r>
-          <w:delText xml:space="preserve"> </w:delText>
-        </w:r>
-      </w:del>
+      <w:r>
+        <w:rPr>
+          <w:b/>
+          <w:bCs/>
+        </w:rPr>
+        <w:t xml:space="preserve">Definition 2 (Empirical CDF)</w:t>
+      </w:r>
+      <w:r>
+        <w:t xml:space="preserve"> </w:t>
+      </w:r>
+      <w:r>
+        <w:t xml:space="preserve">For observed values</w:t>
+      </w:r>
+      <w:r>
+        <w:t xml:space="preserve"> </w:t>
+      </w:r>
       <m:oMath>
         <m:sSub>
           <m:e>
@@ -817,339 +809,94 @@
           </m:sub>
         </m:sSub>
       </m:oMath>
-      <w:del w:id="7" w:author="PR Preview" w:date="2026-01-01T00:00:00Z">
-        <w:r>
-          <w:delText xml:space="preserve">,</w:delText>
-        </w:r>
-      </w:del>
-      <w:del w:id="8" w:author="PR Preview" w:date="2026-01-01T00:00:00Z">
-        <w:r>
-          <w:delText xml:space="preserve"> </w:delText>
-        </w:r>
-      </w:del>
-      <w:del w:id="9" w:author="PR Preview" w:date="2026-01-01T00:00:00Z">
-        <w:r>
-          <w:delText xml:space="preserve">the</w:delText>
-        </w:r>
-      </w:del>
-      <w:del w:id="10" w:author="PR Preview" w:date="2026-01-01T00:00:00Z">
-        <w:r>
-          <w:delText xml:space="preserve"> </w:delText>
-        </w:r>
-      </w:del>
-      <w:del w:id="11" w:author="PR Preview" w:date="2026-01-01T00:00:00Z">
+      <w:r>
+        <w:t xml:space="preserve">,</w:t>
+      </w:r>
+      <w:r>
+        <w:t xml:space="preserve"> </w:t>
+      </w:r>
+      <w:r>
+        <w:t xml:space="preserve">the</w:t>
+      </w:r>
+      <w:r>
+        <w:t xml:space="preserve"> </w:t>
+      </w:r>
+      <w:r>
+        <w:rPr>
+          <w:b/>
+          <w:bCs/>
+        </w:rPr>
+        <w:t xml:space="preserve">empirical cumulative distribution function</w:t>
+      </w:r>
+      <w:r>
+        <w:t xml:space="preserve"> </w:t>
+      </w:r>
+      <w:r>
+        <w:t xml:space="preserve">(</w:t>
+      </w:r>
+      <w:r>
+        <w:rPr>
+          <w:b/>
+          <w:bCs/>
+        </w:rPr>
+        <w:t xml:space="preserve">empirical CDF</w:t>
+      </w:r>
+      <w:r>
+        <w:t xml:space="preserve">)</w:t>
+      </w:r>
+      <w:r>
+        <w:t xml:space="preserve"> </w:t>
+      </w:r>
+      <w:r>
+        <w:t xml:space="preserve">is the</w:t>
+      </w:r>
+      <w:r>
+        <w:t xml:space="preserve"> </w:t>
+      </w:r>
+      <w:hyperlink r:id="rId15">
         <w:r>
           <w:rPr>
-            <w:b/>
-            <w:bCs/>
+            <w:rStyle w:val="Hyperlink"/>
           </w:rPr>
-          <w:delText xml:space="preserve">empirical cumulative distribution function</w:delText>
+          <w:t xml:space="preserve">CDF</w:t>
         </w:r>
-      </w:del>
-      <w:del w:id="12" w:author="PR Preview" w:date="2026-01-01T00:00:00Z">
-        <w:r>
-          <w:delText xml:space="preserve"> </w:delText>
-        </w:r>
-      </w:del>
-      <w:del w:id="13" w:author="PR Preview" w:date="2026-01-01T00:00:00Z">
-        <w:r>
-          <w:delText xml:space="preserve">(</w:delText>
-        </w:r>
-      </w:del>
-      <w:del w:id="14" w:author="PR Preview" w:date="2026-01-01T00:00:00Z">
+      </w:hyperlink>
+      <w:r>
+        <w:t xml:space="preserve"> </w:t>
+      </w:r>
+      <w:r>
+        <w:t xml:space="preserve">of the</w:t>
+      </w:r>
+      <w:r>
+        <w:t xml:space="preserve"> </w:t>
+      </w:r>
+      <w:hyperlink w:anchor="def-empirical-distribution">
         <w:r>
           <w:rPr>
-            <w:b/>
-            <w:bCs/>
+            <w:rStyle w:val="Hyperlink"/>
           </w:rPr>
-          <w:delText xml:space="preserve">empirical CDF</w:delText>
+          <w:t xml:space="preserve">empirical distribution</w:t>
         </w:r>
-      </w:del>
-      <w:del w:id="15" w:author="PR Preview" w:date="2026-01-01T00:00:00Z">
-        <w:r>
-          <w:delText xml:space="preserve">)</w:delText>
-        </w:r>
-      </w:del>
-      <w:del w:id="16" w:author="PR Preview" w:date="2026-01-01T00:00:00Z">
-        <w:r>
-          <w:delText xml:space="preserve"> </w:delText>
-        </w:r>
-      </w:del>
-      <w:del w:id="17" w:author="PR Preview" w:date="2026-01-01T00:00:00Z">
-        <w:r>
-          <w:delText xml:space="preserve">is the</w:delText>
-        </w:r>
-      </w:del>
-      <w:del w:id="18" w:author="PR Preview" w:date="2026-01-01T00:00:00Z">
-        <w:r>
-          <w:delText xml:space="preserve"> </w:delText>
-        </w:r>
-      </w:del>
-      <w:hyperlink r:id="rId15">
-        <w:del w:id="19" w:author="PR Preview" w:date="2026-01-01T00:00:00Z">
-          <w:r>
-            <w:rPr>
-              <w:rStyle w:val="Hyperlink"/>
-            </w:rPr>
-            <w:delText xml:space="preserve">CDF</w:delText>
-          </w:r>
-        </w:del>
       </w:hyperlink>
-      <w:del w:id="20" w:author="PR Preview" w:date="2026-01-01T00:00:00Z">
-        <w:r>
-          <w:delText xml:space="preserve"> </w:delText>
-        </w:r>
-      </w:del>
-      <w:del w:id="21" w:author="PR Preview" w:date="2026-01-01T00:00:00Z">
-        <w:r>
-          <w:delText xml:space="preserve">of the</w:delText>
-        </w:r>
-      </w:del>
-      <w:del w:id="22" w:author="PR Preview" w:date="2026-01-01T00:00:00Z">
-        <w:r>
-          <w:delText xml:space="preserve"> </w:delText>
-        </w:r>
-      </w:del>
-      <w:hyperlink w:anchor="def-empirical-distribution">
-        <w:del w:id="23" w:author="PR Preview" w:date="2026-01-01T00:00:00Z">
-          <w:r>
-            <w:rPr>
-              <w:rStyle w:val="Hyperlink"/>
-            </w:rPr>
-            <w:delText xml:space="preserve">empirical distribution</w:delText>
-          </w:r>
-        </w:del>
-      </w:hyperlink>
-      <w:del w:id="24" w:author="PR Preview" w:date="2026-01-01T00:00:00Z">
-        <w:r>
-          <w:delText xml:space="preserve">,</w:delText>
-        </w:r>
-      </w:del>
-      <w:del w:id="25" w:author="PR Preview" w:date="2026-01-01T00:00:00Z">
-        <w:r>
-          <w:delText xml:space="preserve"> </w:delText>
-        </w:r>
-      </w:del>
-      <w:del w:id="26" w:author="PR Preview" w:date="2026-01-01T00:00:00Z">
-        <w:r>
-          <w:delText xml:space="preserve">the function</w:delText>
-        </w:r>
-      </w:del>
-      <w:del w:id="27" w:author="PR Preview" w:date="2026-01-01T00:00:00Z">
-        <w:r>
-          <w:delText xml:space="preserve"> </w:delText>
-        </w:r>
-      </w:del>
-      <w:del w:id="28" w:author="PR Preview" w:date="2026-01-01T00:00:00Z">
-        <w:r>
-          <w:delText xml:space="preserve">[4]</w:delText>
-        </w:r>
-      </w:del>
-    </w:p>
-    <w:p>
-      <w:pPr>
-        <w:pStyle w:val="FirstParagraph"/>
-      </w:pPr>
-      <w:ins w:id="29" w:author="PR Preview" w:date="2026-01-01T00:00:00Z">
+      <w:r>
+        <w:t xml:space="preserve">,</w:t>
+      </w:r>
+      <w:r>
+        <w:t xml:space="preserve"> </w:t>
+      </w:r>
+      <w:r>
+        <w:t xml:space="preserve">the</w:t>
+      </w:r>
+      <w:r>
+        <w:t xml:space="preserve"> </w:t>
+      </w:r>
+      <w:hyperlink r:id="rId16">
         <w:r>
           <w:rPr>
-            <w:b/>
-            <w:bCs/>
+            <w:rStyle w:val="Hyperlink"/>
           </w:rPr>
-          <w:t xml:space="preserve">Definition 2 (Empirical CDF)</w:t>
+          <w:t xml:space="preserve">function</w:t>
         </w:r>
-      </w:ins>
-      <w:ins w:id="30" w:author="PR Preview" w:date="2026-01-01T00:00:00Z">
-        <w:r>
-          <w:t xml:space="preserve"> </w:t>
-        </w:r>
-      </w:ins>
-      <w:ins w:id="31" w:author="PR Preview" w:date="2026-01-01T00:00:00Z">
-        <w:r>
-          <w:t xml:space="preserve">For observed values</w:t>
-        </w:r>
-      </w:ins>
-      <w:ins w:id="32" w:author="PR Preview" w:date="2026-01-01T00:00:00Z">
-        <w:r>
-          <w:t xml:space="preserve"> </w:t>
-        </w:r>
-      </w:ins>
-      <m:oMath>
-        <m:sSub>
-          <m:e>
-            <m:r>
-              <m:t>x</m:t>
-            </m:r>
-          </m:e>
-          <m:sub>
-            <m:r>
-              <m:t>1</m:t>
-            </m:r>
-          </m:sub>
-        </m:sSub>
-        <m:r>
-          <m:rPr>
-            <m:sty m:val="p"/>
-          </m:rPr>
-          <m:t>,</m:t>
-        </m:r>
-        <m:r>
-          <m:rPr>
-            <m:sty m:val="p"/>
-          </m:rPr>
-          <m:t>…</m:t>
-        </m:r>
-        <m:r>
-          <m:rPr>
-            <m:sty m:val="p"/>
-          </m:rPr>
-          <m:t>,</m:t>
-        </m:r>
-        <m:sSub>
-          <m:e>
-            <m:r>
-              <m:t>x</m:t>
-            </m:r>
-          </m:e>
-          <m:sub>
-            <m:r>
-              <m:t>n</m:t>
-            </m:r>
-          </m:sub>
-        </m:sSub>
-      </m:oMath>
-      <w:ins w:id="33" w:author="PR Preview" w:date="2026-01-01T00:00:00Z">
-        <w:r>
-          <w:t xml:space="preserve">,</w:t>
-        </w:r>
-      </w:ins>
-      <w:ins w:id="34" w:author="PR Preview" w:date="2026-01-01T00:00:00Z">
-        <w:r>
-          <w:t xml:space="preserve"> </w:t>
-        </w:r>
-      </w:ins>
-      <w:ins w:id="35" w:author="PR Preview" w:date="2026-01-01T00:00:00Z">
-        <w:r>
-          <w:t xml:space="preserve">the</w:t>
-        </w:r>
-      </w:ins>
-      <w:ins w:id="36" w:author="PR Preview" w:date="2026-01-01T00:00:00Z">
-        <w:r>
-          <w:t xml:space="preserve"> </w:t>
-        </w:r>
-      </w:ins>
-      <w:ins w:id="37" w:author="PR Preview" w:date="2026-01-01T00:00:00Z">
-        <w:r>
-          <w:rPr>
-            <w:b/>
-            <w:bCs/>
-          </w:rPr>
-          <w:t xml:space="preserve">empirical cumulative distribution function</w:t>
-        </w:r>
-      </w:ins>
-      <w:ins w:id="38" w:author="PR Preview" w:date="2026-01-01T00:00:00Z">
-        <w:r>
-          <w:t xml:space="preserve"> </w:t>
-        </w:r>
-      </w:ins>
-      <w:ins w:id="39" w:author="PR Preview" w:date="2026-01-01T00:00:00Z">
-        <w:r>
-          <w:t xml:space="preserve">(</w:t>
-        </w:r>
-      </w:ins>
-      <w:ins w:id="40" w:author="PR Preview" w:date="2026-01-01T00:00:00Z">
-        <w:r>
-          <w:rPr>
-            <w:b/>
-            <w:bCs/>
-          </w:rPr>
-          <w:t xml:space="preserve">empirical CDF</w:t>
-        </w:r>
-      </w:ins>
-      <w:ins w:id="41" w:author="PR Preview" w:date="2026-01-01T00:00:00Z">
-        <w:r>
-          <w:t xml:space="preserve">)</w:t>
-        </w:r>
-      </w:ins>
-      <w:ins w:id="42" w:author="PR Preview" w:date="2026-01-01T00:00:00Z">
-        <w:r>
-          <w:t xml:space="preserve"> </w:t>
-        </w:r>
-      </w:ins>
-      <w:ins w:id="43" w:author="PR Preview" w:date="2026-01-01T00:00:00Z">
-        <w:r>
-          <w:t xml:space="preserve">is the</w:t>
-        </w:r>
-      </w:ins>
-      <w:ins w:id="44" w:author="PR Preview" w:date="2026-01-01T00:00:00Z">
-        <w:r>
-          <w:t xml:space="preserve"> </w:t>
-        </w:r>
-      </w:ins>
-      <w:hyperlink r:id="rId15">
-        <w:ins w:id="45" w:author="PR Preview" w:date="2026-01-01T00:00:00Z">
-          <w:r>
-            <w:rPr>
-              <w:rStyle w:val="Hyperlink"/>
-            </w:rPr>
-            <w:t xml:space="preserve">CDF</w:t>
-          </w:r>
-        </w:ins>
-      </w:hyperlink>
-      <w:ins w:id="46" w:author="PR Preview" w:date="2026-01-01T00:00:00Z">
-        <w:r>
-          <w:t xml:space="preserve"> </w:t>
-        </w:r>
-      </w:ins>
-      <w:ins w:id="47" w:author="PR Preview" w:date="2026-01-01T00:00:00Z">
-        <w:r>
-          <w:t xml:space="preserve">of the</w:t>
-        </w:r>
-      </w:ins>
-      <w:ins w:id="48" w:author="PR Preview" w:date="2026-01-01T00:00:00Z">
-        <w:r>
-          <w:t xml:space="preserve"> </w:t>
-        </w:r>
-      </w:ins>
-      <w:hyperlink w:anchor="def-empirical-distribution">
-        <w:ins w:id="49" w:author="PR Preview" w:date="2026-01-01T00:00:00Z">
-          <w:r>
-            <w:rPr>
-              <w:rStyle w:val="Hyperlink"/>
-            </w:rPr>
-            <w:t xml:space="preserve">empirical distribution</w:t>
-          </w:r>
-        </w:ins>
-      </w:hyperlink>
-      <w:ins w:id="50" w:author="PR Preview" w:date="2026-01-01T00:00:00Z">
-        <w:r>
-          <w:t xml:space="preserve">,</w:t>
-        </w:r>
-      </w:ins>
-      <w:ins w:id="51" w:author="PR Preview" w:date="2026-01-01T00:00:00Z">
-        <w:r>
-          <w:t xml:space="preserve"> </w:t>
-        </w:r>
-      </w:ins>
-      <w:ins w:id="52" w:author="PR Preview" w:date="2026-01-01T00:00:00Z">
-        <w:r>
-          <w:t xml:space="preserve">the</w:t>
-        </w:r>
-      </w:ins>
-      <w:ins w:id="53" w:author="PR Preview" w:date="2026-01-01T00:00:00Z">
-        <w:r>
-          <w:t xml:space="preserve"> </w:t>
-        </w:r>
-      </w:ins>
-      <w:hyperlink r:id="rId16">
-        <w:ins w:id="54" w:author="PR Preview" w:date="2026-01-01T00:00:00Z">
-          <w:r>
-            <w:rPr>
-              <w:rStyle w:val="Hyperlink"/>
-            </w:rPr>
-            <w:t xml:space="preserve">function</w:t>
-          </w:r>
-        </w:ins>
       </w:hyperlink>
     </w:p>
     <w:p>
@@ -2026,30 +1773,22 @@
       <w:pPr>
         <w:pStyle w:val="FirstParagraph"/>
       </w:pPr>
-      <w:del w:id="55" w:author="PR Preview" w:date="2026-01-01T00:00:00Z">
-        <w:r>
-          <w:rPr>
-            <w:b/>
-            <w:bCs/>
-          </w:rPr>
-          <w:delText xml:space="preserve">Definition 3 (Order statistics)</w:delText>
-        </w:r>
-      </w:del>
-      <w:del w:id="56" w:author="PR Preview" w:date="2026-01-01T00:00:00Z">
-        <w:r>
-          <w:delText xml:space="preserve"> </w:delText>
-        </w:r>
-      </w:del>
-      <w:del w:id="57" w:author="PR Preview" w:date="2026-01-01T00:00:00Z">
-        <w:r>
-          <w:delText xml:space="preserve">For observed values</w:delText>
-        </w:r>
-      </w:del>
-      <w:del w:id="58" w:author="PR Preview" w:date="2026-01-01T00:00:00Z">
-        <w:r>
-          <w:delText xml:space="preserve"> </w:delText>
-        </w:r>
-      </w:del>
+      <w:r>
+        <w:rPr>
+          <w:b/>
+          <w:bCs/>
+        </w:rPr>
+        <w:t xml:space="preserve">Definition 3 (Order statistics)</w:t>
+      </w:r>
+      <w:r>
+        <w:t xml:space="preserve"> </w:t>
+      </w:r>
+      <w:r>
+        <w:t xml:space="preserve">For observed values</w:t>
+      </w:r>
+      <w:r>
+        <w:t xml:space="preserve"> </w:t>
+      </w:r>
       <m:oMath>
         <m:sSub>
           <m:e>
@@ -2094,187 +1833,37 @@
           </m:sub>
         </m:sSub>
       </m:oMath>
-      <w:del w:id="59" w:author="PR Preview" w:date="2026-01-01T00:00:00Z">
-        <w:r>
-          <w:delText xml:space="preserve">,</w:delText>
-        </w:r>
-      </w:del>
-      <w:del w:id="60" w:author="PR Preview" w:date="2026-01-01T00:00:00Z">
-        <w:r>
-          <w:delText xml:space="preserve"> </w:delText>
-        </w:r>
-      </w:del>
-      <w:del w:id="61" w:author="PR Preview" w:date="2026-01-01T00:00:00Z">
-        <w:r>
-          <w:delText xml:space="preserve">the</w:delText>
-        </w:r>
-      </w:del>
-      <w:del w:id="62" w:author="PR Preview" w:date="2026-01-01T00:00:00Z">
-        <w:r>
-          <w:delText xml:space="preserve"> </w:delText>
-        </w:r>
-      </w:del>
-      <w:del w:id="63" w:author="PR Preview" w:date="2026-01-01T00:00:00Z">
-        <w:r>
-          <w:rPr>
-            <w:b/>
-            <w:bCs/>
-          </w:rPr>
-          <w:delText xml:space="preserve">order statistics</w:delText>
-        </w:r>
-      </w:del>
-      <w:del w:id="64" w:author="PR Preview" w:date="2026-01-01T00:00:00Z">
-        <w:r>
-          <w:delText xml:space="preserve"> </w:delText>
-        </w:r>
-      </w:del>
-      <w:del w:id="65" w:author="PR Preview" w:date="2026-01-01T00:00:00Z">
-        <w:r>
-          <w:delText xml:space="preserve">are the same values sorted in increasing order,</w:delText>
-        </w:r>
-      </w:del>
-      <w:del w:id="66" w:author="PR Preview" w:date="2026-01-01T00:00:00Z">
-        <w:r>
-          <w:delText xml:space="preserve"> </w:delText>
-        </w:r>
-      </w:del>
-      <w:del w:id="67" w:author="PR Preview" w:date="2026-01-01T00:00:00Z">
-        <w:r>
-          <w:delText xml:space="preserve">written</w:delText>
-        </w:r>
-      </w:del>
-      <w:del w:id="68" w:author="PR Preview" w:date="2026-01-01T00:00:00Z">
-        <w:r>
-          <w:delText xml:space="preserve"> </w:delText>
-        </w:r>
-      </w:del>
-      <w:del w:id="69" w:author="PR Preview" w:date="2026-01-01T00:00:00Z">
-        <w:r>
-          <w:delText xml:space="preserve">[6]</w:delText>
-        </w:r>
-      </w:del>
-    </w:p>
-    <w:p>
-      <w:pPr>
-        <w:pStyle w:val="FirstParagraph"/>
-      </w:pPr>
-      <w:ins w:id="70" w:author="PR Preview" w:date="2026-01-01T00:00:00Z">
-        <w:r>
-          <w:rPr>
-            <w:b/>
-            <w:bCs/>
-          </w:rPr>
-          <w:t xml:space="preserve">Definition 3 (Order statistics)</w:t>
-        </w:r>
-      </w:ins>
-      <w:ins w:id="71" w:author="PR Preview" w:date="2026-01-01T00:00:00Z">
-        <w:r>
-          <w:t xml:space="preserve"> </w:t>
-        </w:r>
-      </w:ins>
-      <w:ins w:id="72" w:author="PR Preview" w:date="2026-01-01T00:00:00Z">
-        <w:r>
-          <w:t xml:space="preserve">For observed values</w:t>
-        </w:r>
-      </w:ins>
-      <w:ins w:id="73" w:author="PR Preview" w:date="2026-01-01T00:00:00Z">
-        <w:r>
-          <w:t xml:space="preserve"> </w:t>
-        </w:r>
-      </w:ins>
-      <m:oMath>
-        <m:sSub>
-          <m:e>
-            <m:r>
-              <m:t>x</m:t>
-            </m:r>
-          </m:e>
-          <m:sub>
-            <m:r>
-              <m:t>1</m:t>
-            </m:r>
-          </m:sub>
-        </m:sSub>
-        <m:r>
-          <m:rPr>
-            <m:sty m:val="p"/>
-          </m:rPr>
-          <m:t>,</m:t>
-        </m:r>
-        <m:r>
-          <m:rPr>
-            <m:sty m:val="p"/>
-          </m:rPr>
-          <m:t>…</m:t>
-        </m:r>
-        <m:r>
-          <m:rPr>
-            <m:sty m:val="p"/>
-          </m:rPr>
-          <m:t>,</m:t>
-        </m:r>
-        <m:sSub>
-          <m:e>
-            <m:r>
-              <m:t>x</m:t>
-            </m:r>
-          </m:e>
-          <m:sub>
-            <m:r>
-              <m:t>n</m:t>
-            </m:r>
-          </m:sub>
-        </m:sSub>
-      </m:oMath>
-      <w:ins w:id="74" w:author="PR Preview" w:date="2026-01-01T00:00:00Z">
-        <w:r>
-          <w:t xml:space="preserve">,</w:t>
-        </w:r>
-      </w:ins>
-      <w:ins w:id="75" w:author="PR Preview" w:date="2026-01-01T00:00:00Z">
-        <w:r>
-          <w:t xml:space="preserve"> </w:t>
-        </w:r>
-      </w:ins>
-      <w:ins w:id="76" w:author="PR Preview" w:date="2026-01-01T00:00:00Z">
-        <w:r>
-          <w:t xml:space="preserve">the</w:t>
-        </w:r>
-      </w:ins>
-      <w:ins w:id="77" w:author="PR Preview" w:date="2026-01-01T00:00:00Z">
-        <w:r>
-          <w:t xml:space="preserve"> </w:t>
-        </w:r>
-      </w:ins>
-      <w:ins w:id="78" w:author="PR Preview" w:date="2026-01-01T00:00:00Z">
-        <w:r>
-          <w:rPr>
-            <w:b/>
-            <w:bCs/>
-          </w:rPr>
-          <w:t xml:space="preserve">order statistics</w:t>
-        </w:r>
-      </w:ins>
-      <w:ins w:id="79" w:author="PR Preview" w:date="2026-01-01T00:00:00Z">
-        <w:r>
-          <w:t xml:space="preserve"> </w:t>
-        </w:r>
-      </w:ins>
-      <w:ins w:id="80" w:author="PR Preview" w:date="2026-01-01T00:00:00Z">
-        <w:r>
-          <w:t xml:space="preserve">are the same values sorted in increasing order,</w:t>
-        </w:r>
-      </w:ins>
-      <w:ins w:id="81" w:author="PR Preview" w:date="2026-01-01T00:00:00Z">
-        <w:r>
-          <w:t xml:space="preserve"> </w:t>
-        </w:r>
-      </w:ins>
-      <w:ins w:id="82" w:author="PR Preview" w:date="2026-01-01T00:00:00Z">
-        <w:r>
-          <w:t xml:space="preserve">written</w:t>
-        </w:r>
-      </w:ins>
+      <w:r>
+        <w:t xml:space="preserve">,</w:t>
+      </w:r>
+      <w:r>
+        <w:t xml:space="preserve"> </w:t>
+      </w:r>
+      <w:r>
+        <w:t xml:space="preserve">the</w:t>
+      </w:r>
+      <w:r>
+        <w:t xml:space="preserve"> </w:t>
+      </w:r>
+      <w:r>
+        <w:rPr>
+          <w:b/>
+          <w:bCs/>
+        </w:rPr>
+        <w:t xml:space="preserve">order statistics</w:t>
+      </w:r>
+      <w:r>
+        <w:t xml:space="preserve"> </w:t>
+      </w:r>
+      <w:r>
+        <w:t xml:space="preserve">are the same values sorted in increasing order,</w:t>
+      </w:r>
+      <w:r>
+        <w:t xml:space="preserve"> </w:t>
+      </w:r>
+      <w:r>
+        <w:t xml:space="preserve">written</w:t>
+      </w:r>
     </w:p>
     <w:p>
       <w:pPr>
@@ -2765,45 +2354,33 @@
       <w:pPr>
         <w:pStyle w:val="FirstParagraph"/>
       </w:pPr>
-      <w:del w:id="83" w:author="PR Preview" w:date="2026-01-01T00:00:00Z">
+      <w:r>
+        <w:rPr>
+          <w:b/>
+          <w:bCs/>
+        </w:rPr>
+        <w:t xml:space="preserve">Definition 4 (Sample quantile function (empirical quantile function))</w:t>
+      </w:r>
+      <w:r>
+        <w:t xml:space="preserve"> </w:t>
+      </w:r>
+      <w:r>
+        <w:t xml:space="preserve">Given an</w:t>
+      </w:r>
+      <w:r>
+        <w:t xml:space="preserve"> </w:t>
+      </w:r>
+      <w:hyperlink w:anchor="def-empirical-cdf">
         <w:r>
           <w:rPr>
-            <w:b/>
-            <w:bCs/>
+            <w:rStyle w:val="Hyperlink"/>
           </w:rPr>
-          <w:delText xml:space="preserve">Definition 4 (Sample quantile function (empirical quantile function))</w:delText>
+          <w:t xml:space="preserve">empirical CDF</w:t>
         </w:r>
-      </w:del>
-      <w:del w:id="84" w:author="PR Preview" w:date="2026-01-01T00:00:00Z">
-        <w:r>
-          <w:delText xml:space="preserve"> </w:delText>
-        </w:r>
-      </w:del>
-      <w:del w:id="85" w:author="PR Preview" w:date="2026-01-01T00:00:00Z">
-        <w:r>
-          <w:delText xml:space="preserve">Given an</w:delText>
-        </w:r>
-      </w:del>
-      <w:del w:id="86" w:author="PR Preview" w:date="2026-01-01T00:00:00Z">
-        <w:r>
-          <w:delText xml:space="preserve"> </w:delText>
-        </w:r>
-      </w:del>
-      <w:hyperlink w:anchor="def-empirical-cdf">
-        <w:del w:id="87" w:author="PR Preview" w:date="2026-01-01T00:00:00Z">
-          <w:r>
-            <w:rPr>
-              <w:rStyle w:val="Hyperlink"/>
-            </w:rPr>
-            <w:delText xml:space="preserve">empirical CDF</w:delText>
-          </w:r>
-        </w:del>
       </w:hyperlink>
-      <w:del w:id="88" w:author="PR Preview" w:date="2026-01-01T00:00:00Z">
-        <w:r>
-          <w:delText xml:space="preserve"> </w:delText>
-        </w:r>
-      </w:del>
+      <w:r>
+        <w:t xml:space="preserve"> </w:t>
+      </w:r>
       <m:oMath>
         <m:acc>
           <m:accPr>
@@ -2816,208 +2393,50 @@
           </m:e>
         </m:acc>
       </m:oMath>
-      <w:del w:id="89" w:author="PR Preview" w:date="2026-01-01T00:00:00Z">
-        <w:r>
-          <w:delText xml:space="preserve">,</w:delText>
-        </w:r>
-      </w:del>
-      <w:del w:id="90" w:author="PR Preview" w:date="2026-01-01T00:00:00Z">
-        <w:r>
-          <w:delText xml:space="preserve"> </w:delText>
-        </w:r>
-      </w:del>
-      <w:del w:id="91" w:author="PR Preview" w:date="2026-01-01T00:00:00Z">
-        <w:r>
-          <w:delText xml:space="preserve">the</w:delText>
-        </w:r>
-      </w:del>
-      <w:del w:id="92" w:author="PR Preview" w:date="2026-01-01T00:00:00Z">
-        <w:r>
-          <w:delText xml:space="preserve"> </w:delText>
-        </w:r>
-      </w:del>
-      <w:del w:id="93" w:author="PR Preview" w:date="2026-01-01T00:00:00Z">
-        <w:r>
-          <w:rPr>
-            <w:b/>
-            <w:bCs/>
-          </w:rPr>
-          <w:delText xml:space="preserve">sample quantile function</w:delText>
-        </w:r>
-      </w:del>
-      <w:del w:id="94" w:author="PR Preview" w:date="2026-01-01T00:00:00Z">
-        <w:r>
-          <w:delText xml:space="preserve"> </w:delText>
-        </w:r>
-      </w:del>
-      <w:del w:id="95" w:author="PR Preview" w:date="2026-01-01T00:00:00Z">
-        <w:r>
-          <w:delText xml:space="preserve">(also called the</w:delText>
-        </w:r>
-      </w:del>
-      <w:del w:id="96" w:author="PR Preview" w:date="2026-01-01T00:00:00Z">
-        <w:r>
-          <w:delText xml:space="preserve"> </w:delText>
-        </w:r>
-      </w:del>
-      <w:del w:id="97" w:author="PR Preview" w:date="2026-01-01T00:00:00Z">
-        <w:r>
-          <w:rPr>
-            <w:b/>
-            <w:bCs/>
-          </w:rPr>
-          <w:delText xml:space="preserve">empirical quantile function</w:delText>
-        </w:r>
-      </w:del>
-      <w:del w:id="98" w:author="PR Preview" w:date="2026-01-01T00:00:00Z">
-        <w:r>
-          <w:delText xml:space="preserve">)</w:delText>
-        </w:r>
-      </w:del>
-      <w:del w:id="99" w:author="PR Preview" w:date="2026-01-01T00:00:00Z">
-        <w:r>
-          <w:delText xml:space="preserve"> </w:delText>
-        </w:r>
-      </w:del>
-      <w:del w:id="100" w:author="PR Preview" w:date="2026-01-01T00:00:00Z">
-        <w:r>
-          <w:delText xml:space="preserve">is</w:delText>
-        </w:r>
-      </w:del>
-      <w:del w:id="101" w:author="PR Preview" w:date="2026-01-01T00:00:00Z">
-        <w:r>
-          <w:delText xml:space="preserve"> </w:delText>
-        </w:r>
-      </w:del>
-      <w:del w:id="102" w:author="PR Preview" w:date="2026-01-01T00:00:00Z">
-        <w:r>
-          <w:delText xml:space="preserve">[9]</w:delText>
-        </w:r>
-      </w:del>
-    </w:p>
-    <w:p>
-      <w:pPr>
-        <w:pStyle w:val="FirstParagraph"/>
-      </w:pPr>
-      <w:ins w:id="103" w:author="PR Preview" w:date="2026-01-01T00:00:00Z">
-        <w:r>
-          <w:rPr>
-            <w:b/>
-            <w:bCs/>
-          </w:rPr>
-          <w:t xml:space="preserve">Definition 4 (Sample quantile function (empirical quantile function))</w:t>
-        </w:r>
-      </w:ins>
-      <w:ins w:id="104" w:author="PR Preview" w:date="2026-01-01T00:00:00Z">
-        <w:r>
-          <w:t xml:space="preserve"> </w:t>
-        </w:r>
-      </w:ins>
-      <w:ins w:id="105" w:author="PR Preview" w:date="2026-01-01T00:00:00Z">
-        <w:r>
-          <w:t xml:space="preserve">Given an</w:t>
-        </w:r>
-      </w:ins>
-      <w:ins w:id="106" w:author="PR Preview" w:date="2026-01-01T00:00:00Z">
-        <w:r>
-          <w:t xml:space="preserve"> </w:t>
-        </w:r>
-      </w:ins>
-      <w:hyperlink w:anchor="def-empirical-cdf">
-        <w:ins w:id="107" w:author="PR Preview" w:date="2026-01-01T00:00:00Z">
-          <w:r>
-            <w:rPr>
-              <w:rStyle w:val="Hyperlink"/>
-            </w:rPr>
-            <w:t xml:space="preserve">empirical CDF</w:t>
-          </w:r>
-        </w:ins>
-      </w:hyperlink>
-      <w:ins w:id="108" w:author="PR Preview" w:date="2026-01-01T00:00:00Z">
-        <w:r>
-          <w:t xml:space="preserve"> </w:t>
-        </w:r>
-      </w:ins>
-      <m:oMath>
-        <m:acc>
-          <m:accPr>
-            <m:chr m:val="̂"/>
-          </m:accPr>
-          <m:e>
-            <m:r>
-              <m:t>F</m:t>
-            </m:r>
-          </m:e>
-        </m:acc>
-      </m:oMath>
-      <w:ins w:id="109" w:author="PR Preview" w:date="2026-01-01T00:00:00Z">
-        <w:r>
-          <w:t xml:space="preserve">,</w:t>
-        </w:r>
-      </w:ins>
-      <w:ins w:id="110" w:author="PR Preview" w:date="2026-01-01T00:00:00Z">
-        <w:r>
-          <w:t xml:space="preserve"> </w:t>
-        </w:r>
-      </w:ins>
-      <w:ins w:id="111" w:author="PR Preview" w:date="2026-01-01T00:00:00Z">
-        <w:r>
-          <w:t xml:space="preserve">the</w:t>
-        </w:r>
-      </w:ins>
-      <w:ins w:id="112" w:author="PR Preview" w:date="2026-01-01T00:00:00Z">
-        <w:r>
-          <w:t xml:space="preserve"> </w:t>
-        </w:r>
-      </w:ins>
-      <w:ins w:id="113" w:author="PR Preview" w:date="2026-01-01T00:00:00Z">
-        <w:r>
-          <w:rPr>
-            <w:b/>
-            <w:bCs/>
-          </w:rPr>
-          <w:t xml:space="preserve">sample quantile function</w:t>
-        </w:r>
-      </w:ins>
-      <w:ins w:id="114" w:author="PR Preview" w:date="2026-01-01T00:00:00Z">
-        <w:r>
-          <w:t xml:space="preserve"> </w:t>
-        </w:r>
-      </w:ins>
-      <w:ins w:id="115" w:author="PR Preview" w:date="2026-01-01T00:00:00Z">
-        <w:r>
-          <w:t xml:space="preserve">(also called the</w:t>
-        </w:r>
-      </w:ins>
-      <w:ins w:id="116" w:author="PR Preview" w:date="2026-01-01T00:00:00Z">
-        <w:r>
-          <w:t xml:space="preserve"> </w:t>
-        </w:r>
-      </w:ins>
-      <w:ins w:id="117" w:author="PR Preview" w:date="2026-01-01T00:00:00Z">
-        <w:r>
-          <w:rPr>
-            <w:b/>
-            <w:bCs/>
-          </w:rPr>
-          <w:t xml:space="preserve">empirical quantile function</w:t>
-        </w:r>
-      </w:ins>
-      <w:ins w:id="118" w:author="PR Preview" w:date="2026-01-01T00:00:00Z">
-        <w:r>
-          <w:t xml:space="preserve">)</w:t>
-        </w:r>
-      </w:ins>
-      <w:ins w:id="119" w:author="PR Preview" w:date="2026-01-01T00:00:00Z">
-        <w:r>
-          <w:t xml:space="preserve"> </w:t>
-        </w:r>
-      </w:ins>
-      <w:ins w:id="120" w:author="PR Preview" w:date="2026-01-01T00:00:00Z">
-        <w:r>
-          <w:t xml:space="preserve">is</w:t>
-        </w:r>
-      </w:ins>
+      <w:r>
+        <w:t xml:space="preserve">,</w:t>
+      </w:r>
+      <w:r>
+        <w:t xml:space="preserve"> </w:t>
+      </w:r>
+      <w:r>
+        <w:t xml:space="preserve">the</w:t>
+      </w:r>
+      <w:r>
+        <w:t xml:space="preserve"> </w:t>
+      </w:r>
+      <w:r>
+        <w:rPr>
+          <w:b/>
+          <w:bCs/>
+        </w:rPr>
+        <w:t xml:space="preserve">sample quantile function</w:t>
+      </w:r>
+      <w:r>
+        <w:t xml:space="preserve"> </w:t>
+      </w:r>
+      <w:r>
+        <w:t xml:space="preserve">(also called the</w:t>
+      </w:r>
+      <w:r>
+        <w:t xml:space="preserve"> </w:t>
+      </w:r>
+      <w:r>
+        <w:rPr>
+          <w:b/>
+          <w:bCs/>
+        </w:rPr>
+        <w:t xml:space="preserve">empirical quantile function</w:t>
+      </w:r>
+      <w:r>
+        <w:t xml:space="preserve">)</w:t>
+      </w:r>
+      <w:r>
+        <w:t xml:space="preserve"> </w:t>
+      </w:r>
+      <w:r>
+        <w:t xml:space="preserve">is</w:t>
+      </w:r>
     </w:p>
     <w:p>
       <w:pPr>
